--- a/contracts/v2/build/04_prilozhenie_3_perimetr.docx
+++ b/contracts/v2/build/04_prilozhenie_3_perimetr.docx
@@ -3950,7 +3950,7 @@
           <w:color w:val="1A1A1A"/>
           <w:sz w:val="24"/>
         </w:rPr>
-        <w:t>3. Рабочие станции (если применимо для Тарифа Gold)</w:t>
+        <w:t>3. Active Directory, DNS, GPO (Тарифы Silver и Gold)</w:t>
       </w:r>
     </w:p>
     <w:p>
@@ -3967,7 +3967,2264 @@
           <w:color w:val="1A1A1A"/>
           <w:sz w:val="22"/>
         </w:rPr>
-        <w:t>Указывается общее количество рабочих станций, на которые планируется развернуть агенты Kaspersky Endpoint Security (KSC). Стоимость дополнительных endpoints — по прайсу Приложения № 1.</w:t>
+        <w:t xml:space="preserve">Раздел заполняется, если в Периметр включены контроллеры домена, DNS-серверы и/или GPO-инфраструктура. По Тарифу </w:t>
+      </w:r>
+      <w:r>
+        <w:rPr>
+          <w:rFonts w:ascii="PT Serif" w:hAnsi="PT Serif"/>
+          <w:b/>
+          <w:i w:val="0"/>
+          <w:color w:val="1A1A1A"/>
+          <w:sz w:val="22"/>
+        </w:rPr>
+        <w:t>Bronze</w:t>
+      </w:r>
+      <w:r>
+        <w:rPr>
+          <w:rFonts w:ascii="PT Serif" w:hAnsi="PT Serif"/>
+          <w:b w:val="0"/>
+          <w:i w:val="0"/>
+          <w:color w:val="1A1A1A"/>
+          <w:sz w:val="22"/>
+        </w:rPr>
+        <w:t xml:space="preserve"> администрирование AD/DNS/GPO </w:t>
+      </w:r>
+      <w:r>
+        <w:rPr>
+          <w:rFonts w:ascii="PT Serif" w:hAnsi="PT Serif"/>
+          <w:b/>
+          <w:i w:val="0"/>
+          <w:color w:val="1A1A1A"/>
+          <w:sz w:val="22"/>
+        </w:rPr>
+        <w:t>не входит</w:t>
+      </w:r>
+      <w:r>
+        <w:rPr>
+          <w:rFonts w:ascii="PT Serif" w:hAnsi="PT Serif"/>
+          <w:b w:val="0"/>
+          <w:i w:val="0"/>
+          <w:color w:val="1A1A1A"/>
+          <w:sz w:val="22"/>
+        </w:rPr>
+        <w:t xml:space="preserve"> в стандартный объём Услуг (раздел заполнять не обязательно).</w:t>
+      </w:r>
+    </w:p>
+    <w:tbl>
+      <w:tblPr>
+        <w:tblStyle w:val="TableGrid"/>
+        <w:tblW w:type="auto" w:w="0"/>
+        <w:jc w:val="left"/>
+        <w:tblLayout w:type="fixed"/>
+        <w:tblLook w:firstColumn="1" w:firstRow="1" w:lastColumn="0" w:lastRow="0" w:noHBand="0" w:noVBand="1" w:val="04A0"/>
+      </w:tblPr>
+      <w:tblGrid>
+        <w:gridCol w:w="4844"/>
+        <w:gridCol w:w="4844"/>
+      </w:tblGrid>
+      <w:tr>
+        <w:tc>
+          <w:tcPr>
+            <w:tcW w:type="dxa" w:w="4819"/>
+            <w:shd w:val="clear" w:color="auto" w:fill="2D2D2D"/>
+            <w:vAlign w:val="center"/>
+          </w:tcPr>
+          <w:p>
+            <w:pPr>
+              <w:spacing w:after="0"/>
+            </w:pPr>
+            <w:r/>
+            <w:r>
+              <w:rPr>
+                <w:rFonts w:ascii="PT Sans" w:hAnsi="PT Sans"/>
+                <w:b/>
+                <w:color w:val="FFFFFF"/>
+                <w:sz w:val="20"/>
+              </w:rPr>
+              <w:t>Параметр</w:t>
+            </w:r>
+          </w:p>
+        </w:tc>
+        <w:tc>
+          <w:tcPr>
+            <w:tcW w:type="dxa" w:w="4252"/>
+            <w:shd w:val="clear" w:color="auto" w:fill="2D2D2D"/>
+            <w:vAlign w:val="center"/>
+          </w:tcPr>
+          <w:p>
+            <w:pPr>
+              <w:spacing w:after="0"/>
+            </w:pPr>
+            <w:r/>
+            <w:r>
+              <w:rPr>
+                <w:rFonts w:ascii="PT Sans" w:hAnsi="PT Sans"/>
+                <w:b/>
+                <w:color w:val="FFFFFF"/>
+                <w:sz w:val="20"/>
+              </w:rPr>
+              <w:t>Значение</w:t>
+            </w:r>
+          </w:p>
+        </w:tc>
+      </w:tr>
+      <w:tr>
+        <w:tc>
+          <w:tcPr>
+            <w:tcW w:type="dxa" w:w="4819"/>
+            <w:vAlign w:val="top"/>
+          </w:tcPr>
+          <w:p>
+            <w:pPr>
+              <w:spacing w:after="40"/>
+            </w:pPr>
+            <w:r/>
+            <w:r>
+              <w:rPr>
+                <w:rFonts w:ascii="PT Serif" w:hAnsi="PT Serif"/>
+                <w:b w:val="0"/>
+                <w:i w:val="0"/>
+                <w:color w:val="1A1A1A"/>
+                <w:sz w:val="22"/>
+              </w:rPr>
+              <w:t>AD используется</w:t>
+            </w:r>
+          </w:p>
+        </w:tc>
+        <w:tc>
+          <w:tcPr>
+            <w:tcW w:type="dxa" w:w="4252"/>
+            <w:vAlign w:val="top"/>
+          </w:tcPr>
+          <w:p>
+            <w:pPr>
+              <w:spacing w:after="40"/>
+            </w:pPr>
+            <w:r/>
+            <w:r>
+              <w:rPr>
+                <w:rFonts w:ascii="PT Serif" w:hAnsi="PT Serif"/>
+                <w:b w:val="0"/>
+                <w:i w:val="0"/>
+                <w:color w:val="1A1A1A"/>
+                <w:sz w:val="22"/>
+              </w:rPr>
+              <w:t>Да / Нет</w:t>
+            </w:r>
+          </w:p>
+        </w:tc>
+      </w:tr>
+      <w:tr>
+        <w:tc>
+          <w:tcPr>
+            <w:tcW w:type="dxa" w:w="4819"/>
+            <w:vAlign w:val="top"/>
+            <w:shd w:val="clear" w:color="auto" w:fill="F5F2EC"/>
+          </w:tcPr>
+          <w:p>
+            <w:pPr>
+              <w:spacing w:after="40"/>
+            </w:pPr>
+            <w:r/>
+            <w:r>
+              <w:rPr>
+                <w:rFonts w:ascii="PT Serif" w:hAnsi="PT Serif"/>
+                <w:b w:val="0"/>
+                <w:i w:val="0"/>
+                <w:color w:val="1A1A1A"/>
+                <w:sz w:val="22"/>
+              </w:rPr>
+              <w:t>Имя домена (FQDN)</w:t>
+            </w:r>
+          </w:p>
+        </w:tc>
+        <w:tc>
+          <w:tcPr>
+            <w:tcW w:type="dxa" w:w="4252"/>
+            <w:vAlign w:val="top"/>
+            <w:shd w:val="clear" w:color="auto" w:fill="F5F2EC"/>
+          </w:tcPr>
+          <w:p>
+            <w:pPr>
+              <w:spacing w:after="40"/>
+            </w:pPr>
+            <w:r/>
+            <w:r>
+              <w:rPr>
+                <w:rFonts w:ascii="PT Serif" w:hAnsi="PT Serif"/>
+                <w:b w:val="0"/>
+                <w:i w:val="0"/>
+                <w:color w:val="1A1A1A"/>
+                <w:sz w:val="22"/>
+                <w:highlight w:val="yellow"/>
+              </w:rPr>
+            </w:r>
+            <w:r>
+              <w:rPr>
+                <w:rFonts w:ascii="PT Serif" w:hAnsi="PT Serif"/>
+                <w:b w:val="0"/>
+                <w:i w:val="0"/>
+                <w:color w:val="1A1A1A"/>
+                <w:sz w:val="22"/>
+                <w:highlight w:val="yellow"/>
+              </w:rPr>
+            </w:r>
+            <w:r>
+              <w:rPr>
+                <w:rFonts w:ascii="PT Serif" w:hAnsi="PT Serif"/>
+                <w:b w:val="0"/>
+                <w:i w:val="0"/>
+                <w:color w:val="1A1A1A"/>
+                <w:sz w:val="22"/>
+                <w:highlight w:val="yellow"/>
+              </w:rPr>
+            </w:r>
+            <w:r>
+              <w:rPr>
+                <w:rFonts w:ascii="PT Serif" w:hAnsi="PT Serif"/>
+                <w:b w:val="0"/>
+                <w:i w:val="0"/>
+                <w:color w:val="1A1A1A"/>
+                <w:sz w:val="22"/>
+                <w:highlight w:val="yellow"/>
+              </w:rPr>
+            </w:r>
+            <w:r>
+              <w:rPr>
+                <w:rFonts w:ascii="PT Serif" w:hAnsi="PT Serif"/>
+                <w:b w:val="0"/>
+                <w:i w:val="0"/>
+                <w:color w:val="1A1A1A"/>
+                <w:sz w:val="22"/>
+              </w:rPr>
+              <w:t>__</w:t>
+            </w:r>
+          </w:p>
+        </w:tc>
+      </w:tr>
+      <w:tr>
+        <w:tc>
+          <w:tcPr>
+            <w:tcW w:type="dxa" w:w="4819"/>
+            <w:vAlign w:val="top"/>
+          </w:tcPr>
+          <w:p>
+            <w:pPr>
+              <w:spacing w:after="40"/>
+            </w:pPr>
+            <w:r/>
+            <w:r>
+              <w:rPr>
+                <w:rFonts w:ascii="PT Serif" w:hAnsi="PT Serif"/>
+                <w:b w:val="0"/>
+                <w:i w:val="0"/>
+                <w:color w:val="1A1A1A"/>
+                <w:sz w:val="22"/>
+              </w:rPr>
+              <w:t>NetBIOS-имя домена</w:t>
+            </w:r>
+          </w:p>
+        </w:tc>
+        <w:tc>
+          <w:tcPr>
+            <w:tcW w:type="dxa" w:w="4252"/>
+            <w:vAlign w:val="top"/>
+          </w:tcPr>
+          <w:p>
+            <w:pPr>
+              <w:spacing w:after="40"/>
+            </w:pPr>
+            <w:r/>
+            <w:r>
+              <w:rPr>
+                <w:rFonts w:ascii="PT Serif" w:hAnsi="PT Serif"/>
+                <w:b w:val="0"/>
+                <w:i w:val="0"/>
+                <w:color w:val="1A1A1A"/>
+                <w:sz w:val="22"/>
+                <w:highlight w:val="yellow"/>
+              </w:rPr>
+            </w:r>
+            <w:r>
+              <w:rPr>
+                <w:rFonts w:ascii="PT Serif" w:hAnsi="PT Serif"/>
+                <w:b w:val="0"/>
+                <w:i w:val="0"/>
+                <w:color w:val="1A1A1A"/>
+                <w:sz w:val="22"/>
+                <w:highlight w:val="yellow"/>
+              </w:rPr>
+            </w:r>
+            <w:r>
+              <w:rPr>
+                <w:rFonts w:ascii="PT Serif" w:hAnsi="PT Serif"/>
+                <w:b w:val="0"/>
+                <w:i w:val="0"/>
+                <w:color w:val="1A1A1A"/>
+                <w:sz w:val="22"/>
+                <w:highlight w:val="yellow"/>
+              </w:rPr>
+            </w:r>
+            <w:r>
+              <w:rPr>
+                <w:rFonts w:ascii="PT Serif" w:hAnsi="PT Serif"/>
+                <w:b w:val="0"/>
+                <w:i w:val="0"/>
+                <w:color w:val="1A1A1A"/>
+                <w:sz w:val="22"/>
+                <w:highlight w:val="yellow"/>
+              </w:rPr>
+            </w:r>
+            <w:r>
+              <w:rPr>
+                <w:rFonts w:ascii="PT Serif" w:hAnsi="PT Serif"/>
+                <w:b w:val="0"/>
+                <w:i w:val="0"/>
+                <w:color w:val="1A1A1A"/>
+                <w:sz w:val="22"/>
+              </w:rPr>
+              <w:t>__</w:t>
+            </w:r>
+          </w:p>
+        </w:tc>
+      </w:tr>
+      <w:tr>
+        <w:tc>
+          <w:tcPr>
+            <w:tcW w:type="dxa" w:w="4819"/>
+            <w:vAlign w:val="top"/>
+            <w:shd w:val="clear" w:color="auto" w:fill="F5F2EC"/>
+          </w:tcPr>
+          <w:p>
+            <w:pPr>
+              <w:spacing w:after="40"/>
+            </w:pPr>
+            <w:r/>
+            <w:r>
+              <w:rPr>
+                <w:rFonts w:ascii="PT Serif" w:hAnsi="PT Serif"/>
+                <w:b w:val="0"/>
+                <w:i w:val="0"/>
+                <w:color w:val="1A1A1A"/>
+                <w:sz w:val="22"/>
+              </w:rPr>
+              <w:t>Контроллеры домена (FQDN; роль PDC/RODC)</w:t>
+            </w:r>
+          </w:p>
+        </w:tc>
+        <w:tc>
+          <w:tcPr>
+            <w:tcW w:type="dxa" w:w="4252"/>
+            <w:vAlign w:val="top"/>
+            <w:shd w:val="clear" w:color="auto" w:fill="F5F2EC"/>
+          </w:tcPr>
+          <w:p>
+            <w:pPr>
+              <w:spacing w:after="40"/>
+            </w:pPr>
+            <w:r/>
+            <w:r>
+              <w:rPr>
+                <w:rFonts w:ascii="PT Serif" w:hAnsi="PT Serif"/>
+                <w:b w:val="0"/>
+                <w:i w:val="0"/>
+                <w:color w:val="1A1A1A"/>
+                <w:sz w:val="22"/>
+                <w:highlight w:val="yellow"/>
+              </w:rPr>
+            </w:r>
+            <w:r>
+              <w:rPr>
+                <w:rFonts w:ascii="PT Serif" w:hAnsi="PT Serif"/>
+                <w:b w:val="0"/>
+                <w:i w:val="0"/>
+                <w:color w:val="1A1A1A"/>
+                <w:sz w:val="22"/>
+                <w:highlight w:val="yellow"/>
+              </w:rPr>
+            </w:r>
+            <w:r>
+              <w:rPr>
+                <w:rFonts w:ascii="PT Serif" w:hAnsi="PT Serif"/>
+                <w:b w:val="0"/>
+                <w:i w:val="0"/>
+                <w:color w:val="1A1A1A"/>
+                <w:sz w:val="22"/>
+                <w:highlight w:val="yellow"/>
+              </w:rPr>
+            </w:r>
+            <w:r>
+              <w:rPr>
+                <w:rFonts w:ascii="PT Serif" w:hAnsi="PT Serif"/>
+                <w:b w:val="0"/>
+                <w:i w:val="0"/>
+                <w:color w:val="1A1A1A"/>
+                <w:sz w:val="22"/>
+                <w:highlight w:val="yellow"/>
+              </w:rPr>
+            </w:r>
+            <w:r>
+              <w:rPr>
+                <w:rFonts w:ascii="PT Serif" w:hAnsi="PT Serif"/>
+                <w:b w:val="0"/>
+                <w:i w:val="0"/>
+                <w:color w:val="1A1A1A"/>
+                <w:sz w:val="22"/>
+              </w:rPr>
+              <w:t>__</w:t>
+            </w:r>
+          </w:p>
+        </w:tc>
+      </w:tr>
+      <w:tr>
+        <w:tc>
+          <w:tcPr>
+            <w:tcW w:type="dxa" w:w="4819"/>
+            <w:vAlign w:val="top"/>
+          </w:tcPr>
+          <w:p>
+            <w:pPr>
+              <w:spacing w:after="40"/>
+            </w:pPr>
+            <w:r/>
+            <w:r>
+              <w:rPr>
+                <w:rFonts w:ascii="PT Serif" w:hAnsi="PT Serif"/>
+                <w:b w:val="0"/>
+                <w:i w:val="0"/>
+                <w:color w:val="1A1A1A"/>
+                <w:sz w:val="22"/>
+              </w:rPr>
+              <w:t>Функциональный уровень леса / домена</w:t>
+            </w:r>
+          </w:p>
+        </w:tc>
+        <w:tc>
+          <w:tcPr>
+            <w:tcW w:type="dxa" w:w="4252"/>
+            <w:vAlign w:val="top"/>
+          </w:tcPr>
+          <w:p>
+            <w:pPr>
+              <w:spacing w:after="40"/>
+            </w:pPr>
+            <w:r/>
+            <w:r>
+              <w:rPr>
+                <w:rFonts w:ascii="PT Serif" w:hAnsi="PT Serif"/>
+                <w:b w:val="0"/>
+                <w:i w:val="0"/>
+                <w:color w:val="1A1A1A"/>
+                <w:sz w:val="22"/>
+                <w:highlight w:val="yellow"/>
+              </w:rPr>
+            </w:r>
+            <w:r>
+              <w:rPr>
+                <w:rFonts w:ascii="PT Serif" w:hAnsi="PT Serif"/>
+                <w:b w:val="0"/>
+                <w:i w:val="0"/>
+                <w:color w:val="1A1A1A"/>
+                <w:sz w:val="22"/>
+                <w:highlight w:val="yellow"/>
+              </w:rPr>
+            </w:r>
+            <w:r>
+              <w:rPr>
+                <w:rFonts w:ascii="PT Serif" w:hAnsi="PT Serif"/>
+                <w:b w:val="0"/>
+                <w:i w:val="0"/>
+                <w:color w:val="1A1A1A"/>
+                <w:sz w:val="22"/>
+                <w:highlight w:val="yellow"/>
+              </w:rPr>
+            </w:r>
+            <w:r>
+              <w:rPr>
+                <w:rFonts w:ascii="PT Serif" w:hAnsi="PT Serif"/>
+                <w:b w:val="0"/>
+                <w:i w:val="0"/>
+                <w:color w:val="1A1A1A"/>
+                <w:sz w:val="22"/>
+                <w:highlight w:val="yellow"/>
+              </w:rPr>
+            </w:r>
+            <w:r>
+              <w:rPr>
+                <w:rFonts w:ascii="PT Serif" w:hAnsi="PT Serif"/>
+                <w:b w:val="0"/>
+                <w:i w:val="0"/>
+                <w:color w:val="1A1A1A"/>
+                <w:sz w:val="22"/>
+              </w:rPr>
+              <w:t>__</w:t>
+            </w:r>
+          </w:p>
+        </w:tc>
+      </w:tr>
+      <w:tr>
+        <w:tc>
+          <w:tcPr>
+            <w:tcW w:type="dxa" w:w="4819"/>
+            <w:vAlign w:val="top"/>
+            <w:shd w:val="clear" w:color="auto" w:fill="F5F2EC"/>
+          </w:tcPr>
+          <w:p>
+            <w:pPr>
+              <w:spacing w:after="40"/>
+            </w:pPr>
+            <w:r/>
+            <w:r>
+              <w:rPr>
+                <w:rFonts w:ascii="PT Serif" w:hAnsi="PT Serif"/>
+                <w:b w:val="0"/>
+                <w:i w:val="0"/>
+                <w:color w:val="1A1A1A"/>
+                <w:sz w:val="22"/>
+              </w:rPr>
+              <w:t>Количество пользовательских учётных записей (ориентир)</w:t>
+            </w:r>
+          </w:p>
+        </w:tc>
+        <w:tc>
+          <w:tcPr>
+            <w:tcW w:type="dxa" w:w="4252"/>
+            <w:vAlign w:val="top"/>
+            <w:shd w:val="clear" w:color="auto" w:fill="F5F2EC"/>
+          </w:tcPr>
+          <w:p>
+            <w:pPr>
+              <w:spacing w:after="40"/>
+            </w:pPr>
+            <w:r/>
+            <w:r>
+              <w:rPr>
+                <w:rFonts w:ascii="PT Serif" w:hAnsi="PT Serif"/>
+                <w:b w:val="0"/>
+                <w:i w:val="0"/>
+                <w:color w:val="1A1A1A"/>
+                <w:sz w:val="22"/>
+                <w:highlight w:val="yellow"/>
+              </w:rPr>
+            </w:r>
+            <w:r>
+              <w:rPr>
+                <w:rFonts w:ascii="PT Serif" w:hAnsi="PT Serif"/>
+                <w:b w:val="0"/>
+                <w:i w:val="0"/>
+                <w:color w:val="1A1A1A"/>
+                <w:sz w:val="22"/>
+                <w:highlight w:val="yellow"/>
+              </w:rPr>
+            </w:r>
+            <w:r>
+              <w:rPr>
+                <w:rFonts w:ascii="PT Serif" w:hAnsi="PT Serif"/>
+                <w:b w:val="0"/>
+                <w:i w:val="0"/>
+                <w:color w:val="1A1A1A"/>
+                <w:sz w:val="22"/>
+                <w:highlight w:val="yellow"/>
+              </w:rPr>
+            </w:r>
+            <w:r>
+              <w:rPr>
+                <w:rFonts w:ascii="PT Serif" w:hAnsi="PT Serif"/>
+                <w:b w:val="0"/>
+                <w:i w:val="0"/>
+                <w:color w:val="1A1A1A"/>
+                <w:sz w:val="22"/>
+                <w:highlight w:val="yellow"/>
+              </w:rPr>
+            </w:r>
+            <w:r>
+              <w:rPr>
+                <w:rFonts w:ascii="PT Serif" w:hAnsi="PT Serif"/>
+                <w:b w:val="0"/>
+                <w:i w:val="0"/>
+                <w:color w:val="1A1A1A"/>
+                <w:sz w:val="22"/>
+              </w:rPr>
+              <w:t>__</w:t>
+            </w:r>
+          </w:p>
+        </w:tc>
+      </w:tr>
+      <w:tr>
+        <w:tc>
+          <w:tcPr>
+            <w:tcW w:type="dxa" w:w="4819"/>
+            <w:vAlign w:val="top"/>
+          </w:tcPr>
+          <w:p>
+            <w:pPr>
+              <w:spacing w:after="40"/>
+            </w:pPr>
+            <w:r/>
+            <w:r>
+              <w:rPr>
+                <w:rFonts w:ascii="PT Serif" w:hAnsi="PT Serif"/>
+                <w:b w:val="0"/>
+                <w:i w:val="0"/>
+                <w:color w:val="1A1A1A"/>
+                <w:sz w:val="22"/>
+              </w:rPr>
+              <w:t>Количество групповых политик (GPO, ориентир)</w:t>
+            </w:r>
+          </w:p>
+        </w:tc>
+        <w:tc>
+          <w:tcPr>
+            <w:tcW w:type="dxa" w:w="4252"/>
+            <w:vAlign w:val="top"/>
+          </w:tcPr>
+          <w:p>
+            <w:pPr>
+              <w:spacing w:after="40"/>
+            </w:pPr>
+            <w:r/>
+            <w:r>
+              <w:rPr>
+                <w:rFonts w:ascii="PT Serif" w:hAnsi="PT Serif"/>
+                <w:b w:val="0"/>
+                <w:i w:val="0"/>
+                <w:color w:val="1A1A1A"/>
+                <w:sz w:val="22"/>
+                <w:highlight w:val="yellow"/>
+              </w:rPr>
+            </w:r>
+            <w:r>
+              <w:rPr>
+                <w:rFonts w:ascii="PT Serif" w:hAnsi="PT Serif"/>
+                <w:b w:val="0"/>
+                <w:i w:val="0"/>
+                <w:color w:val="1A1A1A"/>
+                <w:sz w:val="22"/>
+                <w:highlight w:val="yellow"/>
+              </w:rPr>
+            </w:r>
+            <w:r>
+              <w:rPr>
+                <w:rFonts w:ascii="PT Serif" w:hAnsi="PT Serif"/>
+                <w:b w:val="0"/>
+                <w:i w:val="0"/>
+                <w:color w:val="1A1A1A"/>
+                <w:sz w:val="22"/>
+                <w:highlight w:val="yellow"/>
+              </w:rPr>
+            </w:r>
+            <w:r>
+              <w:rPr>
+                <w:rFonts w:ascii="PT Serif" w:hAnsi="PT Serif"/>
+                <w:b w:val="0"/>
+                <w:i w:val="0"/>
+                <w:color w:val="1A1A1A"/>
+                <w:sz w:val="22"/>
+                <w:highlight w:val="yellow"/>
+              </w:rPr>
+            </w:r>
+            <w:r>
+              <w:rPr>
+                <w:rFonts w:ascii="PT Serif" w:hAnsi="PT Serif"/>
+                <w:b w:val="0"/>
+                <w:i w:val="0"/>
+                <w:color w:val="1A1A1A"/>
+                <w:sz w:val="22"/>
+              </w:rPr>
+              <w:t>__</w:t>
+            </w:r>
+          </w:p>
+        </w:tc>
+      </w:tr>
+      <w:tr>
+        <w:tc>
+          <w:tcPr>
+            <w:tcW w:type="dxa" w:w="4819"/>
+            <w:vAlign w:val="top"/>
+            <w:shd w:val="clear" w:color="auto" w:fill="F5F2EC"/>
+          </w:tcPr>
+          <w:p>
+            <w:pPr>
+              <w:spacing w:after="40"/>
+            </w:pPr>
+            <w:r/>
+            <w:r>
+              <w:rPr>
+                <w:rFonts w:ascii="PT Serif" w:hAnsi="PT Serif"/>
+                <w:b w:val="0"/>
+                <w:i w:val="0"/>
+                <w:color w:val="1A1A1A"/>
+                <w:sz w:val="22"/>
+              </w:rPr>
+              <w:t>DNS-серверы (FQDN / IP)</w:t>
+            </w:r>
+          </w:p>
+        </w:tc>
+        <w:tc>
+          <w:tcPr>
+            <w:tcW w:type="dxa" w:w="4252"/>
+            <w:vAlign w:val="top"/>
+            <w:shd w:val="clear" w:color="auto" w:fill="F5F2EC"/>
+          </w:tcPr>
+          <w:p>
+            <w:pPr>
+              <w:spacing w:after="40"/>
+            </w:pPr>
+            <w:r/>
+            <w:r>
+              <w:rPr>
+                <w:rFonts w:ascii="PT Serif" w:hAnsi="PT Serif"/>
+                <w:b w:val="0"/>
+                <w:i w:val="0"/>
+                <w:color w:val="1A1A1A"/>
+                <w:sz w:val="22"/>
+                <w:highlight w:val="yellow"/>
+              </w:rPr>
+            </w:r>
+            <w:r>
+              <w:rPr>
+                <w:rFonts w:ascii="PT Serif" w:hAnsi="PT Serif"/>
+                <w:b w:val="0"/>
+                <w:i w:val="0"/>
+                <w:color w:val="1A1A1A"/>
+                <w:sz w:val="22"/>
+                <w:highlight w:val="yellow"/>
+              </w:rPr>
+            </w:r>
+            <w:r>
+              <w:rPr>
+                <w:rFonts w:ascii="PT Serif" w:hAnsi="PT Serif"/>
+                <w:b w:val="0"/>
+                <w:i w:val="0"/>
+                <w:color w:val="1A1A1A"/>
+                <w:sz w:val="22"/>
+                <w:highlight w:val="yellow"/>
+              </w:rPr>
+            </w:r>
+            <w:r>
+              <w:rPr>
+                <w:rFonts w:ascii="PT Serif" w:hAnsi="PT Serif"/>
+                <w:b w:val="0"/>
+                <w:i w:val="0"/>
+                <w:color w:val="1A1A1A"/>
+                <w:sz w:val="22"/>
+                <w:highlight w:val="yellow"/>
+              </w:rPr>
+            </w:r>
+            <w:r>
+              <w:rPr>
+                <w:rFonts w:ascii="PT Serif" w:hAnsi="PT Serif"/>
+                <w:b w:val="0"/>
+                <w:i w:val="0"/>
+                <w:color w:val="1A1A1A"/>
+                <w:sz w:val="22"/>
+              </w:rPr>
+              <w:t>__</w:t>
+            </w:r>
+          </w:p>
+        </w:tc>
+      </w:tr>
+      <w:tr>
+        <w:tc>
+          <w:tcPr>
+            <w:tcW w:type="dxa" w:w="4819"/>
+            <w:vAlign w:val="top"/>
+          </w:tcPr>
+          <w:p>
+            <w:pPr>
+              <w:spacing w:after="40"/>
+            </w:pPr>
+            <w:r/>
+            <w:r>
+              <w:rPr>
+                <w:rFonts w:ascii="PT Serif" w:hAnsi="PT Serif"/>
+                <w:b w:val="0"/>
+                <w:i w:val="0"/>
+                <w:color w:val="1A1A1A"/>
+                <w:sz w:val="22"/>
+              </w:rPr>
+              <w:t>Зоны DNS, поддерживаемые Исполнителем</w:t>
+            </w:r>
+          </w:p>
+        </w:tc>
+        <w:tc>
+          <w:tcPr>
+            <w:tcW w:type="dxa" w:w="4252"/>
+            <w:vAlign w:val="top"/>
+          </w:tcPr>
+          <w:p>
+            <w:pPr>
+              <w:spacing w:after="40"/>
+            </w:pPr>
+            <w:r/>
+            <w:r>
+              <w:rPr>
+                <w:rFonts w:ascii="PT Serif" w:hAnsi="PT Serif"/>
+                <w:b w:val="0"/>
+                <w:i w:val="0"/>
+                <w:color w:val="1A1A1A"/>
+                <w:sz w:val="22"/>
+                <w:highlight w:val="yellow"/>
+              </w:rPr>
+            </w:r>
+            <w:r>
+              <w:rPr>
+                <w:rFonts w:ascii="PT Serif" w:hAnsi="PT Serif"/>
+                <w:b w:val="0"/>
+                <w:i w:val="0"/>
+                <w:color w:val="1A1A1A"/>
+                <w:sz w:val="22"/>
+                <w:highlight w:val="yellow"/>
+              </w:rPr>
+            </w:r>
+            <w:r>
+              <w:rPr>
+                <w:rFonts w:ascii="PT Serif" w:hAnsi="PT Serif"/>
+                <w:b w:val="0"/>
+                <w:i w:val="0"/>
+                <w:color w:val="1A1A1A"/>
+                <w:sz w:val="22"/>
+                <w:highlight w:val="yellow"/>
+              </w:rPr>
+            </w:r>
+            <w:r>
+              <w:rPr>
+                <w:rFonts w:ascii="PT Serif" w:hAnsi="PT Serif"/>
+                <w:b w:val="0"/>
+                <w:i w:val="0"/>
+                <w:color w:val="1A1A1A"/>
+                <w:sz w:val="22"/>
+                <w:highlight w:val="yellow"/>
+              </w:rPr>
+            </w:r>
+            <w:r>
+              <w:rPr>
+                <w:rFonts w:ascii="PT Serif" w:hAnsi="PT Serif"/>
+                <w:b w:val="0"/>
+                <w:i w:val="0"/>
+                <w:color w:val="1A1A1A"/>
+                <w:sz w:val="22"/>
+              </w:rPr>
+              <w:t>__</w:t>
+            </w:r>
+          </w:p>
+        </w:tc>
+      </w:tr>
+      <w:tr>
+        <w:tc>
+          <w:tcPr>
+            <w:tcW w:type="dxa" w:w="4819"/>
+            <w:vAlign w:val="top"/>
+            <w:shd w:val="clear" w:color="auto" w:fill="F5F2EC"/>
+          </w:tcPr>
+          <w:p>
+            <w:pPr>
+              <w:spacing w:after="40"/>
+            </w:pPr>
+            <w:r/>
+            <w:r>
+              <w:rPr>
+                <w:rFonts w:ascii="PT Serif" w:hAnsi="PT Serif"/>
+                <w:b w:val="0"/>
+                <w:i w:val="0"/>
+                <w:color w:val="1A1A1A"/>
+                <w:sz w:val="22"/>
+              </w:rPr>
+              <w:t>Интеграция с другими сервисами (Exchange, 1С, файловые шары, RDS)</w:t>
+            </w:r>
+          </w:p>
+        </w:tc>
+        <w:tc>
+          <w:tcPr>
+            <w:tcW w:type="dxa" w:w="4252"/>
+            <w:vAlign w:val="top"/>
+            <w:shd w:val="clear" w:color="auto" w:fill="F5F2EC"/>
+          </w:tcPr>
+          <w:p>
+            <w:pPr>
+              <w:spacing w:after="40"/>
+            </w:pPr>
+            <w:r/>
+            <w:r>
+              <w:rPr>
+                <w:rFonts w:ascii="PT Serif" w:hAnsi="PT Serif"/>
+                <w:b w:val="0"/>
+                <w:i w:val="0"/>
+                <w:color w:val="1A1A1A"/>
+                <w:sz w:val="22"/>
+                <w:highlight w:val="yellow"/>
+              </w:rPr>
+            </w:r>
+            <w:r>
+              <w:rPr>
+                <w:rFonts w:ascii="PT Serif" w:hAnsi="PT Serif"/>
+                <w:b w:val="0"/>
+                <w:i w:val="0"/>
+                <w:color w:val="1A1A1A"/>
+                <w:sz w:val="22"/>
+                <w:highlight w:val="yellow"/>
+              </w:rPr>
+            </w:r>
+            <w:r>
+              <w:rPr>
+                <w:rFonts w:ascii="PT Serif" w:hAnsi="PT Serif"/>
+                <w:b w:val="0"/>
+                <w:i w:val="0"/>
+                <w:color w:val="1A1A1A"/>
+                <w:sz w:val="22"/>
+                <w:highlight w:val="yellow"/>
+              </w:rPr>
+            </w:r>
+            <w:r>
+              <w:rPr>
+                <w:rFonts w:ascii="PT Serif" w:hAnsi="PT Serif"/>
+                <w:b w:val="0"/>
+                <w:i w:val="0"/>
+                <w:color w:val="1A1A1A"/>
+                <w:sz w:val="22"/>
+                <w:highlight w:val="yellow"/>
+              </w:rPr>
+            </w:r>
+            <w:r>
+              <w:rPr>
+                <w:rFonts w:ascii="PT Serif" w:hAnsi="PT Serif"/>
+                <w:b w:val="0"/>
+                <w:i w:val="0"/>
+                <w:color w:val="1A1A1A"/>
+                <w:sz w:val="22"/>
+              </w:rPr>
+              <w:t>__</w:t>
+            </w:r>
+          </w:p>
+        </w:tc>
+      </w:tr>
+      <w:tr>
+        <w:tc>
+          <w:tcPr>
+            <w:tcW w:type="dxa" w:w="4819"/>
+            <w:vAlign w:val="top"/>
+          </w:tcPr>
+          <w:p>
+            <w:pPr>
+              <w:spacing w:after="40"/>
+            </w:pPr>
+            <w:r/>
+            <w:r>
+              <w:rPr>
+                <w:rFonts w:ascii="PT Serif" w:hAnsi="PT Serif"/>
+                <w:b w:val="0"/>
+                <w:i w:val="0"/>
+                <w:color w:val="1A1A1A"/>
+                <w:sz w:val="22"/>
+              </w:rPr>
+              <w:t>Используется доверительные отношения / Azure AD / Entra ID</w:t>
+            </w:r>
+          </w:p>
+        </w:tc>
+        <w:tc>
+          <w:tcPr>
+            <w:tcW w:type="dxa" w:w="4252"/>
+            <w:vAlign w:val="top"/>
+          </w:tcPr>
+          <w:p>
+            <w:pPr>
+              <w:spacing w:after="40"/>
+            </w:pPr>
+            <w:r/>
+            <w:r>
+              <w:rPr>
+                <w:rFonts w:ascii="PT Serif" w:hAnsi="PT Serif"/>
+                <w:b w:val="0"/>
+                <w:i w:val="0"/>
+                <w:color w:val="1A1A1A"/>
+                <w:sz w:val="22"/>
+              </w:rPr>
+              <w:t xml:space="preserve">Да / Нет, описание: </w:t>
+            </w:r>
+            <w:r>
+              <w:rPr>
+                <w:rFonts w:ascii="PT Serif" w:hAnsi="PT Serif"/>
+                <w:b w:val="0"/>
+                <w:i w:val="0"/>
+                <w:color w:val="1A1A1A"/>
+                <w:sz w:val="22"/>
+                <w:highlight w:val="yellow"/>
+              </w:rPr>
+            </w:r>
+            <w:r>
+              <w:rPr>
+                <w:rFonts w:ascii="PT Serif" w:hAnsi="PT Serif"/>
+                <w:b w:val="0"/>
+                <w:i w:val="0"/>
+                <w:color w:val="1A1A1A"/>
+                <w:sz w:val="22"/>
+                <w:highlight w:val="yellow"/>
+              </w:rPr>
+            </w:r>
+            <w:r>
+              <w:rPr>
+                <w:rFonts w:ascii="PT Serif" w:hAnsi="PT Serif"/>
+                <w:b w:val="0"/>
+                <w:i w:val="0"/>
+                <w:color w:val="1A1A1A"/>
+                <w:sz w:val="22"/>
+                <w:highlight w:val="yellow"/>
+              </w:rPr>
+            </w:r>
+            <w:r>
+              <w:rPr>
+                <w:rFonts w:ascii="PT Serif" w:hAnsi="PT Serif"/>
+                <w:b w:val="0"/>
+                <w:i w:val="0"/>
+                <w:color w:val="1A1A1A"/>
+                <w:sz w:val="22"/>
+                <w:highlight w:val="yellow"/>
+              </w:rPr>
+            </w:r>
+            <w:r>
+              <w:rPr>
+                <w:rFonts w:ascii="PT Serif" w:hAnsi="PT Serif"/>
+                <w:b w:val="0"/>
+                <w:i w:val="0"/>
+                <w:color w:val="1A1A1A"/>
+                <w:sz w:val="22"/>
+              </w:rPr>
+              <w:t>__</w:t>
+            </w:r>
+          </w:p>
+        </w:tc>
+      </w:tr>
+    </w:tbl>
+    <w:p>
+      <w:pPr>
+        <w:spacing w:after="80"/>
+        <w:ind w:left="0"/>
+        <w:jc w:val="both"/>
+      </w:pPr>
+      <w:r>
+        <w:rPr>
+          <w:rFonts w:ascii="PT Serif" w:hAnsi="PT Serif"/>
+          <w:b/>
+          <w:i w:val="0"/>
+          <w:color w:val="1A1A1A"/>
+          <w:sz w:val="22"/>
+        </w:rPr>
+        <w:t>Объём стандартных Услуг по AD/DNS/GPO</w:t>
+      </w:r>
+      <w:r>
+        <w:rPr>
+          <w:rFonts w:ascii="PT Serif" w:hAnsi="PT Serif"/>
+          <w:b w:val="0"/>
+          <w:i w:val="0"/>
+          <w:color w:val="1A1A1A"/>
+          <w:sz w:val="22"/>
+        </w:rPr>
+        <w:t xml:space="preserve"> в Тарифах Silver/Gold (в пределах лимита ручного участия по Тарифу): мониторинг состояния контроллеров домена и репликации; мониторинг DNS-сервисов; поддержка существующих GPO; типовые операции — заведение/блокировка учётных записей, ввод/вывод рабочих станций из домена, перенос между OU, базовая диагностика репликации и DNS-разрешения.</w:t>
+      </w:r>
+    </w:p>
+    <w:p>
+      <w:pPr>
+        <w:spacing w:after="80"/>
+        <w:ind w:left="0"/>
+        <w:jc w:val="both"/>
+      </w:pPr>
+      <w:r>
+        <w:rPr>
+          <w:rFonts w:ascii="PT Serif" w:hAnsi="PT Serif"/>
+          <w:b/>
+          <w:i w:val="0"/>
+          <w:color w:val="1A1A1A"/>
+          <w:sz w:val="22"/>
+        </w:rPr>
+        <w:t>Не входит в Тариф</w:t>
+      </w:r>
+      <w:r>
+        <w:rPr>
+          <w:rFonts w:ascii="PT Serif" w:hAnsi="PT Serif"/>
+          <w:b w:val="0"/>
+          <w:i w:val="0"/>
+          <w:color w:val="1A1A1A"/>
+          <w:sz w:val="22"/>
+        </w:rPr>
+        <w:t xml:space="preserve"> (оплачивается как Дополнительная услуга по Приложению № 1): проектирование новой AD-инфраструктуры; миграция домена; реструктуризация OU; создание сложных GPO (более 3 новых GPO/месяц); интеграции сторонних систем с AD (SSO, LDAP-федерации); миграция в Entra ID / гибридную идентичность.</w:t>
+      </w:r>
+    </w:p>
+    <w:p>
+      <w:pPr>
+        <w:keepNext/>
+        <w:spacing w:before="360" w:after="120"/>
+      </w:pPr>
+      <w:r>
+        <w:rPr>
+          <w:rFonts w:ascii="PT Sans" w:hAnsi="PT Sans"/>
+          <w:b/>
+          <w:color w:val="1A1A1A"/>
+          <w:sz w:val="24"/>
+        </w:rPr>
+        <w:t>4. Рабочие станции (Тарифы Silver и Gold)</w:t>
+      </w:r>
+    </w:p>
+    <w:p>
+      <w:pPr>
+        <w:spacing w:after="80"/>
+        <w:ind w:left="0"/>
+        <w:jc w:val="both"/>
+      </w:pPr>
+      <w:r>
+        <w:rPr>
+          <w:rFonts w:ascii="PT Serif" w:hAnsi="PT Serif"/>
+          <w:b w:val="0"/>
+          <w:i w:val="0"/>
+          <w:color w:val="1A1A1A"/>
+          <w:sz w:val="22"/>
+        </w:rPr>
+        <w:t xml:space="preserve">Раздел заполняется при необходимости централизованного управления рабочими станциями средствами </w:t>
+      </w:r>
+      <w:r>
+        <w:rPr>
+          <w:rFonts w:ascii="PT Serif" w:hAnsi="PT Serif"/>
+          <w:b/>
+          <w:i w:val="0"/>
+          <w:color w:val="1A1A1A"/>
+          <w:sz w:val="22"/>
+        </w:rPr>
+        <w:t>GPO</w:t>
+      </w:r>
+      <w:r>
+        <w:rPr>
+          <w:rFonts w:ascii="PT Serif" w:hAnsi="PT Serif"/>
+          <w:b w:val="0"/>
+          <w:i w:val="0"/>
+          <w:color w:val="1A1A1A"/>
+          <w:sz w:val="22"/>
+        </w:rPr>
+        <w:t xml:space="preserve">, </w:t>
+      </w:r>
+      <w:r>
+        <w:rPr>
+          <w:rFonts w:ascii="PT Serif" w:hAnsi="PT Serif"/>
+          <w:b/>
+          <w:i w:val="0"/>
+          <w:color w:val="1A1A1A"/>
+          <w:sz w:val="22"/>
+        </w:rPr>
+        <w:t>Ansible</w:t>
+      </w:r>
+      <w:r>
+        <w:rPr>
+          <w:rFonts w:ascii="PT Serif" w:hAnsi="PT Serif"/>
+          <w:b w:val="0"/>
+          <w:i w:val="0"/>
+          <w:color w:val="1A1A1A"/>
+          <w:sz w:val="22"/>
+        </w:rPr>
+        <w:t xml:space="preserve"> и/или </w:t>
+      </w:r>
+      <w:r>
+        <w:rPr>
+          <w:rFonts w:ascii="PT Serif" w:hAnsi="PT Serif"/>
+          <w:b/>
+          <w:i w:val="0"/>
+          <w:color w:val="1A1A1A"/>
+          <w:sz w:val="22"/>
+        </w:rPr>
+        <w:t>Puppet</w:t>
+      </w:r>
+      <w:r>
+        <w:rPr>
+          <w:rFonts w:ascii="PT Serif" w:hAnsi="PT Serif"/>
+          <w:b w:val="0"/>
+          <w:i w:val="0"/>
+          <w:color w:val="1A1A1A"/>
+          <w:sz w:val="22"/>
+        </w:rPr>
+        <w:t xml:space="preserve"> (Тарифы Silver и Gold), а также при развёртывании на рабочих станциях агентов Kaspersky Endpoint Security (Тариф Gold).</w:t>
+      </w:r>
+    </w:p>
+    <w:tbl>
+      <w:tblPr>
+        <w:tblStyle w:val="TableGrid"/>
+        <w:tblW w:type="auto" w:w="0"/>
+        <w:jc w:val="left"/>
+        <w:tblLayout w:type="fixed"/>
+        <w:tblLook w:firstColumn="1" w:firstRow="1" w:lastColumn="0" w:lastRow="0" w:noHBand="0" w:noVBand="1" w:val="04A0"/>
+      </w:tblPr>
+      <w:tblGrid>
+        <w:gridCol w:w="4844"/>
+        <w:gridCol w:w="4844"/>
+      </w:tblGrid>
+      <w:tr>
+        <w:tc>
+          <w:tcPr>
+            <w:tcW w:type="dxa" w:w="4819"/>
+            <w:shd w:val="clear" w:color="auto" w:fill="2D2D2D"/>
+            <w:vAlign w:val="center"/>
+          </w:tcPr>
+          <w:p>
+            <w:pPr>
+              <w:spacing w:after="0"/>
+            </w:pPr>
+            <w:r/>
+            <w:r>
+              <w:rPr>
+                <w:rFonts w:ascii="PT Sans" w:hAnsi="PT Sans"/>
+                <w:b/>
+                <w:color w:val="FFFFFF"/>
+                <w:sz w:val="20"/>
+              </w:rPr>
+              <w:t>Параметр</w:t>
+            </w:r>
+          </w:p>
+        </w:tc>
+        <w:tc>
+          <w:tcPr>
+            <w:tcW w:type="dxa" w:w="4252"/>
+            <w:shd w:val="clear" w:color="auto" w:fill="2D2D2D"/>
+            <w:vAlign w:val="center"/>
+          </w:tcPr>
+          <w:p>
+            <w:pPr>
+              <w:spacing w:after="0"/>
+            </w:pPr>
+            <w:r/>
+            <w:r>
+              <w:rPr>
+                <w:rFonts w:ascii="PT Sans" w:hAnsi="PT Sans"/>
+                <w:b/>
+                <w:color w:val="FFFFFF"/>
+                <w:sz w:val="20"/>
+              </w:rPr>
+              <w:t>Значение</w:t>
+            </w:r>
+          </w:p>
+        </w:tc>
+      </w:tr>
+      <w:tr>
+        <w:tc>
+          <w:tcPr>
+            <w:tcW w:type="dxa" w:w="4819"/>
+            <w:vAlign w:val="top"/>
+          </w:tcPr>
+          <w:p>
+            <w:pPr>
+              <w:spacing w:after="40"/>
+            </w:pPr>
+            <w:r/>
+            <w:r>
+              <w:rPr>
+                <w:rFonts w:ascii="PT Serif" w:hAnsi="PT Serif"/>
+                <w:b w:val="0"/>
+                <w:i w:val="0"/>
+                <w:color w:val="1A1A1A"/>
+                <w:sz w:val="22"/>
+              </w:rPr>
+              <w:t>Общее количество рабочих станций (ориентир)</w:t>
+            </w:r>
+          </w:p>
+        </w:tc>
+        <w:tc>
+          <w:tcPr>
+            <w:tcW w:type="dxa" w:w="4252"/>
+            <w:vAlign w:val="top"/>
+          </w:tcPr>
+          <w:p>
+            <w:pPr>
+              <w:spacing w:after="40"/>
+            </w:pPr>
+            <w:r/>
+            <w:r>
+              <w:rPr>
+                <w:rFonts w:ascii="PT Serif" w:hAnsi="PT Serif"/>
+                <w:b w:val="0"/>
+                <w:i w:val="0"/>
+                <w:color w:val="1A1A1A"/>
+                <w:sz w:val="22"/>
+                <w:highlight w:val="yellow"/>
+              </w:rPr>
+            </w:r>
+            <w:r>
+              <w:rPr>
+                <w:rFonts w:ascii="PT Serif" w:hAnsi="PT Serif"/>
+                <w:b w:val="0"/>
+                <w:i w:val="0"/>
+                <w:color w:val="1A1A1A"/>
+                <w:sz w:val="22"/>
+                <w:highlight w:val="yellow"/>
+              </w:rPr>
+            </w:r>
+            <w:r>
+              <w:rPr>
+                <w:rFonts w:ascii="PT Serif" w:hAnsi="PT Serif"/>
+                <w:b w:val="0"/>
+                <w:i w:val="0"/>
+                <w:color w:val="1A1A1A"/>
+                <w:sz w:val="22"/>
+                <w:highlight w:val="yellow"/>
+              </w:rPr>
+            </w:r>
+            <w:r>
+              <w:rPr>
+                <w:rFonts w:ascii="PT Serif" w:hAnsi="PT Serif"/>
+                <w:b w:val="0"/>
+                <w:i w:val="0"/>
+                <w:color w:val="1A1A1A"/>
+                <w:sz w:val="22"/>
+                <w:highlight w:val="yellow"/>
+              </w:rPr>
+            </w:r>
+            <w:r>
+              <w:rPr>
+                <w:rFonts w:ascii="PT Serif" w:hAnsi="PT Serif"/>
+                <w:b w:val="0"/>
+                <w:i w:val="0"/>
+                <w:color w:val="1A1A1A"/>
+                <w:sz w:val="22"/>
+              </w:rPr>
+              <w:t>__</w:t>
+            </w:r>
+          </w:p>
+        </w:tc>
+      </w:tr>
+      <w:tr>
+        <w:tc>
+          <w:tcPr>
+            <w:tcW w:type="dxa" w:w="4819"/>
+            <w:vAlign w:val="top"/>
+            <w:shd w:val="clear" w:color="auto" w:fill="F5F2EC"/>
+          </w:tcPr>
+          <w:p>
+            <w:pPr>
+              <w:spacing w:after="40"/>
+            </w:pPr>
+            <w:r/>
+            <w:r>
+              <w:rPr>
+                <w:rFonts w:ascii="PT Serif" w:hAnsi="PT Serif"/>
+                <w:b w:val="0"/>
+                <w:i w:val="0"/>
+                <w:color w:val="1A1A1A"/>
+                <w:sz w:val="22"/>
+              </w:rPr>
+              <w:t>В т. ч. Windows (версии)</w:t>
+            </w:r>
+          </w:p>
+        </w:tc>
+        <w:tc>
+          <w:tcPr>
+            <w:tcW w:type="dxa" w:w="4252"/>
+            <w:vAlign w:val="top"/>
+            <w:shd w:val="clear" w:color="auto" w:fill="F5F2EC"/>
+          </w:tcPr>
+          <w:p>
+            <w:pPr>
+              <w:spacing w:after="40"/>
+            </w:pPr>
+            <w:r/>
+            <w:r>
+              <w:rPr>
+                <w:rFonts w:ascii="PT Serif" w:hAnsi="PT Serif"/>
+                <w:b w:val="0"/>
+                <w:i w:val="0"/>
+                <w:color w:val="1A1A1A"/>
+                <w:sz w:val="22"/>
+                <w:highlight w:val="yellow"/>
+              </w:rPr>
+            </w:r>
+            <w:r>
+              <w:rPr>
+                <w:rFonts w:ascii="PT Serif" w:hAnsi="PT Serif"/>
+                <w:b w:val="0"/>
+                <w:i w:val="0"/>
+                <w:color w:val="1A1A1A"/>
+                <w:sz w:val="22"/>
+                <w:highlight w:val="yellow"/>
+              </w:rPr>
+            </w:r>
+            <w:r>
+              <w:rPr>
+                <w:rFonts w:ascii="PT Serif" w:hAnsi="PT Serif"/>
+                <w:b w:val="0"/>
+                <w:i w:val="0"/>
+                <w:color w:val="1A1A1A"/>
+                <w:sz w:val="22"/>
+                <w:highlight w:val="yellow"/>
+              </w:rPr>
+            </w:r>
+            <w:r>
+              <w:rPr>
+                <w:rFonts w:ascii="PT Serif" w:hAnsi="PT Serif"/>
+                <w:b w:val="0"/>
+                <w:i w:val="0"/>
+                <w:color w:val="1A1A1A"/>
+                <w:sz w:val="22"/>
+                <w:highlight w:val="yellow"/>
+              </w:rPr>
+            </w:r>
+            <w:r>
+              <w:rPr>
+                <w:rFonts w:ascii="PT Serif" w:hAnsi="PT Serif"/>
+                <w:b w:val="0"/>
+                <w:i w:val="0"/>
+                <w:color w:val="1A1A1A"/>
+                <w:sz w:val="22"/>
+              </w:rPr>
+              <w:t>__</w:t>
+            </w:r>
+          </w:p>
+        </w:tc>
+      </w:tr>
+      <w:tr>
+        <w:tc>
+          <w:tcPr>
+            <w:tcW w:type="dxa" w:w="4819"/>
+            <w:vAlign w:val="top"/>
+          </w:tcPr>
+          <w:p>
+            <w:pPr>
+              <w:spacing w:after="40"/>
+            </w:pPr>
+            <w:r/>
+            <w:r>
+              <w:rPr>
+                <w:rFonts w:ascii="PT Serif" w:hAnsi="PT Serif"/>
+                <w:b w:val="0"/>
+                <w:i w:val="0"/>
+                <w:color w:val="1A1A1A"/>
+                <w:sz w:val="22"/>
+              </w:rPr>
+              <w:t>В т. ч. Linux (дистрибутивы)</w:t>
+            </w:r>
+          </w:p>
+        </w:tc>
+        <w:tc>
+          <w:tcPr>
+            <w:tcW w:type="dxa" w:w="4252"/>
+            <w:vAlign w:val="top"/>
+          </w:tcPr>
+          <w:p>
+            <w:pPr>
+              <w:spacing w:after="40"/>
+            </w:pPr>
+            <w:r/>
+            <w:r>
+              <w:rPr>
+                <w:rFonts w:ascii="PT Serif" w:hAnsi="PT Serif"/>
+                <w:b w:val="0"/>
+                <w:i w:val="0"/>
+                <w:color w:val="1A1A1A"/>
+                <w:sz w:val="22"/>
+                <w:highlight w:val="yellow"/>
+              </w:rPr>
+            </w:r>
+            <w:r>
+              <w:rPr>
+                <w:rFonts w:ascii="PT Serif" w:hAnsi="PT Serif"/>
+                <w:b w:val="0"/>
+                <w:i w:val="0"/>
+                <w:color w:val="1A1A1A"/>
+                <w:sz w:val="22"/>
+                <w:highlight w:val="yellow"/>
+              </w:rPr>
+            </w:r>
+            <w:r>
+              <w:rPr>
+                <w:rFonts w:ascii="PT Serif" w:hAnsi="PT Serif"/>
+                <w:b w:val="0"/>
+                <w:i w:val="0"/>
+                <w:color w:val="1A1A1A"/>
+                <w:sz w:val="22"/>
+                <w:highlight w:val="yellow"/>
+              </w:rPr>
+            </w:r>
+            <w:r>
+              <w:rPr>
+                <w:rFonts w:ascii="PT Serif" w:hAnsi="PT Serif"/>
+                <w:b w:val="0"/>
+                <w:i w:val="0"/>
+                <w:color w:val="1A1A1A"/>
+                <w:sz w:val="22"/>
+                <w:highlight w:val="yellow"/>
+              </w:rPr>
+            </w:r>
+            <w:r>
+              <w:rPr>
+                <w:rFonts w:ascii="PT Serif" w:hAnsi="PT Serif"/>
+                <w:b w:val="0"/>
+                <w:i w:val="0"/>
+                <w:color w:val="1A1A1A"/>
+                <w:sz w:val="22"/>
+              </w:rPr>
+              <w:t>__</w:t>
+            </w:r>
+          </w:p>
+        </w:tc>
+      </w:tr>
+      <w:tr>
+        <w:tc>
+          <w:tcPr>
+            <w:tcW w:type="dxa" w:w="4819"/>
+            <w:vAlign w:val="top"/>
+            <w:shd w:val="clear" w:color="auto" w:fill="F5F2EC"/>
+          </w:tcPr>
+          <w:p>
+            <w:pPr>
+              <w:spacing w:after="40"/>
+            </w:pPr>
+            <w:r/>
+            <w:r>
+              <w:rPr>
+                <w:rFonts w:ascii="PT Serif" w:hAnsi="PT Serif"/>
+                <w:b w:val="0"/>
+                <w:i w:val="0"/>
+                <w:color w:val="1A1A1A"/>
+                <w:sz w:val="22"/>
+              </w:rPr>
+              <w:t>В т. ч. macOS (версии)</w:t>
+            </w:r>
+          </w:p>
+        </w:tc>
+        <w:tc>
+          <w:tcPr>
+            <w:tcW w:type="dxa" w:w="4252"/>
+            <w:vAlign w:val="top"/>
+            <w:shd w:val="clear" w:color="auto" w:fill="F5F2EC"/>
+          </w:tcPr>
+          <w:p>
+            <w:pPr>
+              <w:spacing w:after="40"/>
+            </w:pPr>
+            <w:r/>
+            <w:r>
+              <w:rPr>
+                <w:rFonts w:ascii="PT Serif" w:hAnsi="PT Serif"/>
+                <w:b w:val="0"/>
+                <w:i w:val="0"/>
+                <w:color w:val="1A1A1A"/>
+                <w:sz w:val="22"/>
+                <w:highlight w:val="yellow"/>
+              </w:rPr>
+            </w:r>
+            <w:r>
+              <w:rPr>
+                <w:rFonts w:ascii="PT Serif" w:hAnsi="PT Serif"/>
+                <w:b w:val="0"/>
+                <w:i w:val="0"/>
+                <w:color w:val="1A1A1A"/>
+                <w:sz w:val="22"/>
+                <w:highlight w:val="yellow"/>
+              </w:rPr>
+            </w:r>
+            <w:r>
+              <w:rPr>
+                <w:rFonts w:ascii="PT Serif" w:hAnsi="PT Serif"/>
+                <w:b w:val="0"/>
+                <w:i w:val="0"/>
+                <w:color w:val="1A1A1A"/>
+                <w:sz w:val="22"/>
+                <w:highlight w:val="yellow"/>
+              </w:rPr>
+            </w:r>
+            <w:r>
+              <w:rPr>
+                <w:rFonts w:ascii="PT Serif" w:hAnsi="PT Serif"/>
+                <w:b w:val="0"/>
+                <w:i w:val="0"/>
+                <w:color w:val="1A1A1A"/>
+                <w:sz w:val="22"/>
+                <w:highlight w:val="yellow"/>
+              </w:rPr>
+            </w:r>
+            <w:r>
+              <w:rPr>
+                <w:rFonts w:ascii="PT Serif" w:hAnsi="PT Serif"/>
+                <w:b w:val="0"/>
+                <w:i w:val="0"/>
+                <w:color w:val="1A1A1A"/>
+                <w:sz w:val="22"/>
+              </w:rPr>
+              <w:t>__</w:t>
+            </w:r>
+          </w:p>
+        </w:tc>
+      </w:tr>
+      <w:tr>
+        <w:tc>
+          <w:tcPr>
+            <w:tcW w:type="dxa" w:w="4819"/>
+            <w:vAlign w:val="top"/>
+          </w:tcPr>
+          <w:p>
+            <w:pPr>
+              <w:spacing w:after="40"/>
+            </w:pPr>
+            <w:r/>
+            <w:r>
+              <w:rPr>
+                <w:rFonts w:ascii="PT Serif" w:hAnsi="PT Serif"/>
+                <w:b w:val="0"/>
+                <w:i w:val="0"/>
+                <w:color w:val="1A1A1A"/>
+                <w:sz w:val="22"/>
+              </w:rPr>
+              <w:t>В т. ч. ALT/Astra/RED OS (импортозамещение)</w:t>
+            </w:r>
+          </w:p>
+        </w:tc>
+        <w:tc>
+          <w:tcPr>
+            <w:tcW w:type="dxa" w:w="4252"/>
+            <w:vAlign w:val="top"/>
+          </w:tcPr>
+          <w:p>
+            <w:pPr>
+              <w:spacing w:after="40"/>
+            </w:pPr>
+            <w:r/>
+            <w:r>
+              <w:rPr>
+                <w:rFonts w:ascii="PT Serif" w:hAnsi="PT Serif"/>
+                <w:b w:val="0"/>
+                <w:i w:val="0"/>
+                <w:color w:val="1A1A1A"/>
+                <w:sz w:val="22"/>
+                <w:highlight w:val="yellow"/>
+              </w:rPr>
+            </w:r>
+            <w:r>
+              <w:rPr>
+                <w:rFonts w:ascii="PT Serif" w:hAnsi="PT Serif"/>
+                <w:b w:val="0"/>
+                <w:i w:val="0"/>
+                <w:color w:val="1A1A1A"/>
+                <w:sz w:val="22"/>
+                <w:highlight w:val="yellow"/>
+              </w:rPr>
+            </w:r>
+            <w:r>
+              <w:rPr>
+                <w:rFonts w:ascii="PT Serif" w:hAnsi="PT Serif"/>
+                <w:b w:val="0"/>
+                <w:i w:val="0"/>
+                <w:color w:val="1A1A1A"/>
+                <w:sz w:val="22"/>
+                <w:highlight w:val="yellow"/>
+              </w:rPr>
+            </w:r>
+            <w:r>
+              <w:rPr>
+                <w:rFonts w:ascii="PT Serif" w:hAnsi="PT Serif"/>
+                <w:b w:val="0"/>
+                <w:i w:val="0"/>
+                <w:color w:val="1A1A1A"/>
+                <w:sz w:val="22"/>
+                <w:highlight w:val="yellow"/>
+              </w:rPr>
+            </w:r>
+            <w:r>
+              <w:rPr>
+                <w:rFonts w:ascii="PT Serif" w:hAnsi="PT Serif"/>
+                <w:b w:val="0"/>
+                <w:i w:val="0"/>
+                <w:color w:val="1A1A1A"/>
+                <w:sz w:val="22"/>
+              </w:rPr>
+              <w:t>__</w:t>
+            </w:r>
+          </w:p>
+        </w:tc>
+      </w:tr>
+      <w:tr>
+        <w:tc>
+          <w:tcPr>
+            <w:tcW w:type="dxa" w:w="4819"/>
+            <w:vAlign w:val="top"/>
+            <w:shd w:val="clear" w:color="auto" w:fill="F5F2EC"/>
+          </w:tcPr>
+          <w:p>
+            <w:pPr>
+              <w:spacing w:after="40"/>
+            </w:pPr>
+            <w:r/>
+            <w:r>
+              <w:rPr>
+                <w:rFonts w:ascii="PT Serif" w:hAnsi="PT Serif"/>
+                <w:b w:val="0"/>
+                <w:i w:val="0"/>
+                <w:color w:val="1A1A1A"/>
+                <w:sz w:val="22"/>
+              </w:rPr>
+              <w:t>Включены в AD-домен</w:t>
+            </w:r>
+          </w:p>
+        </w:tc>
+        <w:tc>
+          <w:tcPr>
+            <w:tcW w:type="dxa" w:w="4252"/>
+            <w:vAlign w:val="top"/>
+            <w:shd w:val="clear" w:color="auto" w:fill="F5F2EC"/>
+          </w:tcPr>
+          <w:p>
+            <w:pPr>
+              <w:spacing w:after="40"/>
+            </w:pPr>
+            <w:r/>
+            <w:r>
+              <w:rPr>
+                <w:rFonts w:ascii="PT Serif" w:hAnsi="PT Serif"/>
+                <w:b w:val="0"/>
+                <w:i w:val="0"/>
+                <w:color w:val="1A1A1A"/>
+                <w:sz w:val="22"/>
+              </w:rPr>
+              <w:t xml:space="preserve">Да / Нет — указать долю: </w:t>
+            </w:r>
+            <w:r>
+              <w:rPr>
+                <w:rFonts w:ascii="PT Serif" w:hAnsi="PT Serif"/>
+                <w:b w:val="0"/>
+                <w:i w:val="0"/>
+                <w:color w:val="1A1A1A"/>
+                <w:sz w:val="22"/>
+                <w:highlight w:val="yellow"/>
+              </w:rPr>
+            </w:r>
+            <w:r>
+              <w:rPr>
+                <w:rFonts w:ascii="PT Serif" w:hAnsi="PT Serif"/>
+                <w:b w:val="0"/>
+                <w:i w:val="0"/>
+                <w:color w:val="1A1A1A"/>
+                <w:sz w:val="22"/>
+                <w:highlight w:val="yellow"/>
+              </w:rPr>
+            </w:r>
+            <w:r>
+              <w:rPr>
+                <w:rFonts w:ascii="PT Serif" w:hAnsi="PT Serif"/>
+                <w:b w:val="0"/>
+                <w:i w:val="0"/>
+                <w:color w:val="1A1A1A"/>
+                <w:sz w:val="22"/>
+                <w:highlight w:val="yellow"/>
+              </w:rPr>
+            </w:r>
+            <w:r>
+              <w:rPr>
+                <w:rFonts w:ascii="PT Serif" w:hAnsi="PT Serif"/>
+                <w:b w:val="0"/>
+                <w:i w:val="0"/>
+                <w:color w:val="1A1A1A"/>
+                <w:sz w:val="22"/>
+                <w:highlight w:val="yellow"/>
+              </w:rPr>
+            </w:r>
+            <w:r>
+              <w:rPr>
+                <w:rFonts w:ascii="PT Serif" w:hAnsi="PT Serif"/>
+                <w:b w:val="0"/>
+                <w:i w:val="0"/>
+                <w:color w:val="1A1A1A"/>
+                <w:sz w:val="22"/>
+              </w:rPr>
+              <w:t>__</w:t>
+            </w:r>
+          </w:p>
+        </w:tc>
+      </w:tr>
+      <w:tr>
+        <w:tc>
+          <w:tcPr>
+            <w:tcW w:type="dxa" w:w="4819"/>
+            <w:vAlign w:val="top"/>
+          </w:tcPr>
+          <w:p>
+            <w:pPr>
+              <w:spacing w:after="40"/>
+            </w:pPr>
+            <w:r/>
+            <w:r>
+              <w:rPr>
+                <w:rFonts w:ascii="PT Serif" w:hAnsi="PT Serif"/>
+                <w:b w:val="0"/>
+                <w:i w:val="0"/>
+                <w:color w:val="1A1A1A"/>
+                <w:sz w:val="22"/>
+              </w:rPr>
+              <w:t>Управление через GPO</w:t>
+            </w:r>
+          </w:p>
+        </w:tc>
+        <w:tc>
+          <w:tcPr>
+            <w:tcW w:type="dxa" w:w="4252"/>
+            <w:vAlign w:val="top"/>
+          </w:tcPr>
+          <w:p>
+            <w:pPr>
+              <w:spacing w:after="40"/>
+            </w:pPr>
+            <w:r/>
+            <w:r>
+              <w:rPr>
+                <w:rFonts w:ascii="PT Serif" w:hAnsi="PT Serif"/>
+                <w:b w:val="0"/>
+                <w:i w:val="0"/>
+                <w:color w:val="1A1A1A"/>
+                <w:sz w:val="22"/>
+              </w:rPr>
+              <w:t>требуется / не требуется</w:t>
+            </w:r>
+          </w:p>
+        </w:tc>
+      </w:tr>
+      <w:tr>
+        <w:tc>
+          <w:tcPr>
+            <w:tcW w:type="dxa" w:w="4819"/>
+            <w:vAlign w:val="top"/>
+            <w:shd w:val="clear" w:color="auto" w:fill="F5F2EC"/>
+          </w:tcPr>
+          <w:p>
+            <w:pPr>
+              <w:spacing w:after="40"/>
+            </w:pPr>
+            <w:r/>
+            <w:r>
+              <w:rPr>
+                <w:rFonts w:ascii="PT Serif" w:hAnsi="PT Serif"/>
+                <w:b w:val="0"/>
+                <w:i w:val="0"/>
+                <w:color w:val="1A1A1A"/>
+                <w:sz w:val="22"/>
+              </w:rPr>
+              <w:t>Управление через Ansible</w:t>
+            </w:r>
+          </w:p>
+        </w:tc>
+        <w:tc>
+          <w:tcPr>
+            <w:tcW w:type="dxa" w:w="4252"/>
+            <w:vAlign w:val="top"/>
+            <w:shd w:val="clear" w:color="auto" w:fill="F5F2EC"/>
+          </w:tcPr>
+          <w:p>
+            <w:pPr>
+              <w:spacing w:after="40"/>
+            </w:pPr>
+            <w:r/>
+            <w:r>
+              <w:rPr>
+                <w:rFonts w:ascii="PT Serif" w:hAnsi="PT Serif"/>
+                <w:b w:val="0"/>
+                <w:i w:val="0"/>
+                <w:color w:val="1A1A1A"/>
+                <w:sz w:val="22"/>
+              </w:rPr>
+              <w:t>требуется / не требуется (Silver / Gold)</w:t>
+            </w:r>
+          </w:p>
+        </w:tc>
+      </w:tr>
+      <w:tr>
+        <w:tc>
+          <w:tcPr>
+            <w:tcW w:type="dxa" w:w="4819"/>
+            <w:vAlign w:val="top"/>
+          </w:tcPr>
+          <w:p>
+            <w:pPr>
+              <w:spacing w:after="40"/>
+            </w:pPr>
+            <w:r/>
+            <w:r>
+              <w:rPr>
+                <w:rFonts w:ascii="PT Serif" w:hAnsi="PT Serif"/>
+                <w:b w:val="0"/>
+                <w:i w:val="0"/>
+                <w:color w:val="1A1A1A"/>
+                <w:sz w:val="22"/>
+              </w:rPr>
+              <w:t>Управление через Puppet (desired state)</w:t>
+            </w:r>
+          </w:p>
+        </w:tc>
+        <w:tc>
+          <w:tcPr>
+            <w:tcW w:type="dxa" w:w="4252"/>
+            <w:vAlign w:val="top"/>
+          </w:tcPr>
+          <w:p>
+            <w:pPr>
+              <w:spacing w:after="40"/>
+            </w:pPr>
+            <w:r/>
+            <w:r>
+              <w:rPr>
+                <w:rFonts w:ascii="PT Serif" w:hAnsi="PT Serif"/>
+                <w:b w:val="0"/>
+                <w:i w:val="0"/>
+                <w:color w:val="1A1A1A"/>
+                <w:sz w:val="22"/>
+              </w:rPr>
+              <w:t>требуется / не требуется (Silver / Gold)</w:t>
+            </w:r>
+          </w:p>
+        </w:tc>
+      </w:tr>
+      <w:tr>
+        <w:tc>
+          <w:tcPr>
+            <w:tcW w:type="dxa" w:w="4819"/>
+            <w:vAlign w:val="top"/>
+            <w:shd w:val="clear" w:color="auto" w:fill="F5F2EC"/>
+          </w:tcPr>
+          <w:p>
+            <w:pPr>
+              <w:spacing w:after="40"/>
+            </w:pPr>
+            <w:r/>
+            <w:r>
+              <w:rPr>
+                <w:rFonts w:ascii="PT Serif" w:hAnsi="PT Serif"/>
+                <w:b w:val="0"/>
+                <w:i w:val="0"/>
+                <w:color w:val="1A1A1A"/>
+                <w:sz w:val="22"/>
+              </w:rPr>
+              <w:t>Объём типовых операций / месяц (ориентир)</w:t>
+            </w:r>
+          </w:p>
+        </w:tc>
+        <w:tc>
+          <w:tcPr>
+            <w:tcW w:type="dxa" w:w="4252"/>
+            <w:vAlign w:val="top"/>
+            <w:shd w:val="clear" w:color="auto" w:fill="F5F2EC"/>
+          </w:tcPr>
+          <w:p>
+            <w:pPr>
+              <w:spacing w:after="40"/>
+            </w:pPr>
+            <w:r/>
+            <w:r>
+              <w:rPr>
+                <w:rFonts w:ascii="PT Serif" w:hAnsi="PT Serif"/>
+                <w:b w:val="0"/>
+                <w:i w:val="0"/>
+                <w:color w:val="1A1A1A"/>
+                <w:sz w:val="22"/>
+              </w:rPr>
+              <w:t xml:space="preserve">раскатка ПО, политики, обновления: </w:t>
+            </w:r>
+            <w:r>
+              <w:rPr>
+                <w:rFonts w:ascii="PT Serif" w:hAnsi="PT Serif"/>
+                <w:b w:val="0"/>
+                <w:i w:val="0"/>
+                <w:color w:val="1A1A1A"/>
+                <w:sz w:val="22"/>
+                <w:highlight w:val="yellow"/>
+              </w:rPr>
+            </w:r>
+            <w:r>
+              <w:rPr>
+                <w:rFonts w:ascii="PT Serif" w:hAnsi="PT Serif"/>
+                <w:b w:val="0"/>
+                <w:i w:val="0"/>
+                <w:color w:val="1A1A1A"/>
+                <w:sz w:val="22"/>
+                <w:highlight w:val="yellow"/>
+              </w:rPr>
+            </w:r>
+            <w:r>
+              <w:rPr>
+                <w:rFonts w:ascii="PT Serif" w:hAnsi="PT Serif"/>
+                <w:b w:val="0"/>
+                <w:i w:val="0"/>
+                <w:color w:val="1A1A1A"/>
+                <w:sz w:val="22"/>
+                <w:highlight w:val="yellow"/>
+              </w:rPr>
+            </w:r>
+            <w:r>
+              <w:rPr>
+                <w:rFonts w:ascii="PT Serif" w:hAnsi="PT Serif"/>
+                <w:b w:val="0"/>
+                <w:i w:val="0"/>
+                <w:color w:val="1A1A1A"/>
+                <w:sz w:val="22"/>
+                <w:highlight w:val="yellow"/>
+              </w:rPr>
+            </w:r>
+            <w:r>
+              <w:rPr>
+                <w:rFonts w:ascii="PT Serif" w:hAnsi="PT Serif"/>
+                <w:b w:val="0"/>
+                <w:i w:val="0"/>
+                <w:color w:val="1A1A1A"/>
+                <w:sz w:val="22"/>
+              </w:rPr>
+              <w:t>__</w:t>
+            </w:r>
+          </w:p>
+        </w:tc>
+      </w:tr>
+      <w:tr>
+        <w:tc>
+          <w:tcPr>
+            <w:tcW w:type="dxa" w:w="4819"/>
+            <w:vAlign w:val="top"/>
+          </w:tcPr>
+          <w:p>
+            <w:pPr>
+              <w:spacing w:after="40"/>
+            </w:pPr>
+            <w:r/>
+            <w:r>
+              <w:rPr>
+                <w:rFonts w:ascii="PT Serif" w:hAnsi="PT Serif"/>
+                <w:b w:val="0"/>
+                <w:i w:val="0"/>
+                <w:color w:val="1A1A1A"/>
+                <w:sz w:val="22"/>
+              </w:rPr>
+              <w:t>Управляющий сервер Puppet / Ansible размещён</w:t>
+            </w:r>
+          </w:p>
+        </w:tc>
+        <w:tc>
+          <w:tcPr>
+            <w:tcW w:type="dxa" w:w="4252"/>
+            <w:vAlign w:val="top"/>
+          </w:tcPr>
+          <w:p>
+            <w:pPr>
+              <w:spacing w:after="40"/>
+            </w:pPr>
+            <w:r/>
+            <w:r>
+              <w:rPr>
+                <w:rFonts w:ascii="PT Serif" w:hAnsi="PT Serif"/>
+                <w:b w:val="0"/>
+                <w:i w:val="0"/>
+                <w:color w:val="1A1A1A"/>
+                <w:sz w:val="22"/>
+              </w:rPr>
+              <w:t>у Заказчика / у Исполнителя / не используется</w:t>
+            </w:r>
+          </w:p>
+        </w:tc>
+      </w:tr>
+      <w:tr>
+        <w:tc>
+          <w:tcPr>
+            <w:tcW w:type="dxa" w:w="4819"/>
+            <w:vAlign w:val="top"/>
+            <w:shd w:val="clear" w:color="auto" w:fill="F5F2EC"/>
+          </w:tcPr>
+          <w:p>
+            <w:pPr>
+              <w:spacing w:after="40"/>
+            </w:pPr>
+            <w:r/>
+            <w:r>
+              <w:rPr>
+                <w:rFonts w:ascii="PT Serif" w:hAnsi="PT Serif"/>
+                <w:b w:val="0"/>
+                <w:i w:val="0"/>
+                <w:color w:val="1A1A1A"/>
+                <w:sz w:val="22"/>
+              </w:rPr>
+              <w:t>Защита endpoints (Kaspersky KES/KSC) — только Gold</w:t>
+            </w:r>
+          </w:p>
+        </w:tc>
+        <w:tc>
+          <w:tcPr>
+            <w:tcW w:type="dxa" w:w="4252"/>
+            <w:vAlign w:val="top"/>
+            <w:shd w:val="clear" w:color="auto" w:fill="F5F2EC"/>
+          </w:tcPr>
+          <w:p>
+            <w:pPr>
+              <w:spacing w:after="40"/>
+            </w:pPr>
+            <w:r/>
+            <w:r>
+              <w:rPr>
+                <w:rFonts w:ascii="PT Serif" w:hAnsi="PT Serif"/>
+                <w:b w:val="0"/>
+                <w:i w:val="0"/>
+                <w:color w:val="1A1A1A"/>
+                <w:sz w:val="22"/>
+              </w:rPr>
+              <w:t>требуется / не требуется</w:t>
+            </w:r>
+          </w:p>
+        </w:tc>
+      </w:tr>
+      <w:tr>
+        <w:tc>
+          <w:tcPr>
+            <w:tcW w:type="dxa" w:w="4819"/>
+            <w:vAlign w:val="top"/>
+          </w:tcPr>
+          <w:p>
+            <w:pPr>
+              <w:spacing w:after="40"/>
+            </w:pPr>
+            <w:r/>
+            <w:r>
+              <w:rPr>
+                <w:rFonts w:ascii="PT Serif" w:hAnsi="PT Serif"/>
+                <w:b w:val="0"/>
+                <w:i w:val="0"/>
+                <w:color w:val="1A1A1A"/>
+                <w:sz w:val="22"/>
+              </w:rPr>
+              <w:t>Управляющий сервер KSC размещён</w:t>
+            </w:r>
+          </w:p>
+        </w:tc>
+        <w:tc>
+          <w:tcPr>
+            <w:tcW w:type="dxa" w:w="4252"/>
+            <w:vAlign w:val="top"/>
+          </w:tcPr>
+          <w:p>
+            <w:pPr>
+              <w:spacing w:after="40"/>
+            </w:pPr>
+            <w:r/>
+            <w:r>
+              <w:rPr>
+                <w:rFonts w:ascii="PT Serif" w:hAnsi="PT Serif"/>
+                <w:b w:val="0"/>
+                <w:i w:val="0"/>
+                <w:color w:val="1A1A1A"/>
+                <w:sz w:val="22"/>
+              </w:rPr>
+              <w:t>у Заказчика / у Исполнителя / не используется</w:t>
+            </w:r>
+          </w:p>
+        </w:tc>
+      </w:tr>
+      <w:tr>
+        <w:tc>
+          <w:tcPr>
+            <w:tcW w:type="dxa" w:w="4819"/>
+            <w:vAlign w:val="top"/>
+            <w:shd w:val="clear" w:color="auto" w:fill="F5F2EC"/>
+          </w:tcPr>
+          <w:p>
+            <w:pPr>
+              <w:spacing w:after="40"/>
+            </w:pPr>
+            <w:r/>
+            <w:r>
+              <w:rPr>
+                <w:rFonts w:ascii="PT Serif" w:hAnsi="PT Serif"/>
+                <w:b w:val="0"/>
+                <w:i w:val="0"/>
+                <w:color w:val="1A1A1A"/>
+                <w:sz w:val="22"/>
+              </w:rPr>
+              <w:t>Лицензии Kaspersky / иной endpoint-защиты</w:t>
+            </w:r>
+          </w:p>
+        </w:tc>
+        <w:tc>
+          <w:tcPr>
+            <w:tcW w:type="dxa" w:w="4252"/>
+            <w:vAlign w:val="top"/>
+            <w:shd w:val="clear" w:color="auto" w:fill="F5F2EC"/>
+          </w:tcPr>
+          <w:p>
+            <w:pPr>
+              <w:spacing w:after="40"/>
+            </w:pPr>
+            <w:r/>
+            <w:r>
+              <w:rPr>
+                <w:rFonts w:ascii="PT Serif" w:hAnsi="PT Serif"/>
+                <w:b w:val="0"/>
+                <w:i w:val="0"/>
+                <w:color w:val="1A1A1A"/>
+                <w:sz w:val="22"/>
+              </w:rPr>
+              <w:t>у Заказчика / приобретаются по отдельному счёту</w:t>
+            </w:r>
+          </w:p>
+        </w:tc>
+      </w:tr>
+    </w:tbl>
+    <w:p>
+      <w:pPr>
+        <w:spacing w:after="80"/>
+        <w:ind w:left="0"/>
+        <w:jc w:val="both"/>
+      </w:pPr>
+      <w:r>
+        <w:rPr>
+          <w:rFonts w:ascii="PT Serif" w:hAnsi="PT Serif"/>
+          <w:b/>
+          <w:i w:val="0"/>
+          <w:color w:val="1A1A1A"/>
+          <w:sz w:val="22"/>
+        </w:rPr>
+        <w:t>Стандартный объём ручного участия по Тарифу</w:t>
+      </w:r>
+      <w:r>
+        <w:rPr>
+          <w:rFonts w:ascii="PT Serif" w:hAnsi="PT Serif"/>
+          <w:b w:val="0"/>
+          <w:i w:val="0"/>
+          <w:color w:val="1A1A1A"/>
+          <w:sz w:val="22"/>
+        </w:rPr>
+        <w:t xml:space="preserve"> распространяется суммарно на всю инфраструктуру Периметра (серверы + AD/DNS/GPO + рабочие станции). При систематическом превышении лимита Стороны согласуют переход на больший Тариф либо оплату сверхлимитных работ по часовой ставке (Приложение № 1).</w:t>
+      </w:r>
+    </w:p>
+    <w:p>
+      <w:pPr>
+        <w:spacing w:after="80"/>
+        <w:ind w:left="0"/>
+        <w:jc w:val="both"/>
+      </w:pPr>
+      <w:r>
+        <w:rPr>
+          <w:rFonts w:ascii="PT Serif" w:hAnsi="PT Serif"/>
+          <w:b/>
+          <w:i w:val="0"/>
+          <w:color w:val="1A1A1A"/>
+          <w:sz w:val="22"/>
+        </w:rPr>
+        <w:t>Не входит в Тариф</w:t>
+      </w:r>
+      <w:r>
+        <w:rPr>
+          <w:rFonts w:ascii="PT Serif" w:hAnsi="PT Serif"/>
+          <w:b w:val="0"/>
+          <w:i w:val="0"/>
+          <w:color w:val="1A1A1A"/>
+          <w:sz w:val="22"/>
+        </w:rPr>
+        <w:t xml:space="preserve"> (оплачивается как Дополнительная услуга по Приложению № 1): разработка кастомных Ansible-плейбуков и Puppet-манифестов сверх 1 в месяц; массовая первичная установка ОС / переустановка с миграцией данных (по факту, по часовой ставке); восстановление рабочих станций после криптовирусных атак; выезды на территорию Заказчика.</w:t>
+      </w:r>
+    </w:p>
+    <w:p>
+      <w:pPr>
+        <w:keepNext/>
+        <w:spacing w:before="360" w:after="120"/>
+      </w:pPr>
+      <w:r>
+        <w:rPr>
+          <w:rFonts w:ascii="PT Sans" w:hAnsi="PT Sans"/>
+          <w:b/>
+          <w:color w:val="1A1A1A"/>
+          <w:sz w:val="24"/>
+        </w:rPr>
+        <w:t>5. Резервное копирование</w:t>
       </w:r>
     </w:p>
     <w:tbl>
@@ -4047,7 +6304,7 @@
                 <w:color w:val="1A1A1A"/>
                 <w:sz w:val="22"/>
               </w:rPr>
-              <w:t>Общее количество рабочих станций (ориентир)</w:t>
+              <w:t>Объём данных, подлежащих резервному копированию (ГБ)</w:t>
             </w:r>
           </w:p>
         </w:tc>
@@ -4134,7 +6391,7 @@
                 <w:color w:val="1A1A1A"/>
                 <w:sz w:val="22"/>
               </w:rPr>
-              <w:t>Тип ОС (Windows / Linux / смешанная)</w:t>
+              <w:t>Источники данных (БД / файлы / системные образы)</w:t>
             </w:r>
           </w:p>
         </w:tc>
@@ -4221,7 +6478,7 @@
                 <w:color w:val="1A1A1A"/>
                 <w:sz w:val="22"/>
               </w:rPr>
-              <w:t>Активный домен (имя AD)</w:t>
+              <w:t>Окно резервного копирования (МСК)</w:t>
             </w:r>
           </w:p>
         </w:tc>
@@ -4308,7 +6565,7 @@
                 <w:color w:val="1A1A1A"/>
                 <w:sz w:val="22"/>
               </w:rPr>
-              <w:t>Управляющий сервер KSC размещён</w:t>
+              <w:t>Тип хранилища</w:t>
             </w:r>
           </w:p>
         </w:tc>
@@ -4331,7 +6588,7 @@
                 <w:color w:val="1A1A1A"/>
                 <w:sz w:val="22"/>
               </w:rPr>
-              <w:t>у Заказчика / у Исполнителя</w:t>
+              <w:t>распределённое облачное хранилище в РФ</w:t>
             </w:r>
           </w:p>
         </w:tc>
@@ -4355,7 +6612,7 @@
                 <w:color w:val="1A1A1A"/>
                 <w:sz w:val="22"/>
               </w:rPr>
-              <w:t>Лицензии Kaspersky</w:t>
+              <w:t>RPO (целевая точка восстановления)</w:t>
             </w:r>
           </w:p>
         </w:tc>
@@ -4377,7 +6634,55 @@
                 <w:color w:val="1A1A1A"/>
                 <w:sz w:val="22"/>
               </w:rPr>
-              <w:t>у Заказчика / приобретаются по отдельному счёту</w:t>
+              <w:t>согласно Приложению № 2</w:t>
+            </w:r>
+          </w:p>
+        </w:tc>
+      </w:tr>
+      <w:tr>
+        <w:tc>
+          <w:tcPr>
+            <w:tcW w:type="dxa" w:w="4535"/>
+            <w:vAlign w:val="top"/>
+            <w:shd w:val="clear" w:color="auto" w:fill="F5F2EC"/>
+          </w:tcPr>
+          <w:p>
+            <w:pPr>
+              <w:spacing w:after="40"/>
+            </w:pPr>
+            <w:r/>
+            <w:r>
+              <w:rPr>
+                <w:rFonts w:ascii="PT Serif" w:hAnsi="PT Serif"/>
+                <w:b w:val="0"/>
+                <w:i w:val="0"/>
+                <w:color w:val="1A1A1A"/>
+                <w:sz w:val="22"/>
+              </w:rPr>
+              <w:t>Шифрование</w:t>
+            </w:r>
+          </w:p>
+        </w:tc>
+        <w:tc>
+          <w:tcPr>
+            <w:tcW w:type="dxa" w:w="4535"/>
+            <w:vAlign w:val="top"/>
+            <w:shd w:val="clear" w:color="auto" w:fill="F5F2EC"/>
+          </w:tcPr>
+          <w:p>
+            <w:pPr>
+              <w:spacing w:after="40"/>
+            </w:pPr>
+            <w:r/>
+            <w:r>
+              <w:rPr>
+                <w:rFonts w:ascii="PT Serif" w:hAnsi="PT Serif"/>
+                <w:b w:val="0"/>
+                <w:i w:val="0"/>
+                <w:color w:val="1A1A1A"/>
+                <w:sz w:val="22"/>
+              </w:rPr>
+              <w:t>AES-256 на стороне Заказчика до отправки</w:t>
             </w:r>
           </w:p>
         </w:tc>
@@ -4395,483 +6700,7 @@
           <w:color w:val="1A1A1A"/>
           <w:sz w:val="24"/>
         </w:rPr>
-        <w:t>4. Резервное копирование</w:t>
-      </w:r>
-    </w:p>
-    <w:tbl>
-      <w:tblPr>
-        <w:tblStyle w:val="TableGrid"/>
-        <w:tblW w:type="auto" w:w="0"/>
-        <w:jc w:val="left"/>
-        <w:tblLayout w:type="fixed"/>
-        <w:tblLook w:firstColumn="1" w:firstRow="1" w:lastColumn="0" w:lastRow="0" w:noHBand="0" w:noVBand="1" w:val="04A0"/>
-      </w:tblPr>
-      <w:tblGrid>
-        <w:gridCol w:w="4844"/>
-        <w:gridCol w:w="4844"/>
-      </w:tblGrid>
-      <w:tr>
-        <w:tc>
-          <w:tcPr>
-            <w:tcW w:type="dxa" w:w="4535"/>
-            <w:shd w:val="clear" w:color="auto" w:fill="2D2D2D"/>
-            <w:vAlign w:val="center"/>
-          </w:tcPr>
-          <w:p>
-            <w:pPr>
-              <w:spacing w:after="0"/>
-            </w:pPr>
-            <w:r/>
-            <w:r>
-              <w:rPr>
-                <w:rFonts w:ascii="PT Sans" w:hAnsi="PT Sans"/>
-                <w:b/>
-                <w:color w:val="FFFFFF"/>
-                <w:sz w:val="20"/>
-              </w:rPr>
-              <w:t>Параметр</w:t>
-            </w:r>
-          </w:p>
-        </w:tc>
-        <w:tc>
-          <w:tcPr>
-            <w:tcW w:type="dxa" w:w="4535"/>
-            <w:shd w:val="clear" w:color="auto" w:fill="2D2D2D"/>
-            <w:vAlign w:val="center"/>
-          </w:tcPr>
-          <w:p>
-            <w:pPr>
-              <w:spacing w:after="0"/>
-            </w:pPr>
-            <w:r/>
-            <w:r>
-              <w:rPr>
-                <w:rFonts w:ascii="PT Sans" w:hAnsi="PT Sans"/>
-                <w:b/>
-                <w:color w:val="FFFFFF"/>
-                <w:sz w:val="20"/>
-              </w:rPr>
-              <w:t>Значение</w:t>
-            </w:r>
-          </w:p>
-        </w:tc>
-      </w:tr>
-      <w:tr>
-        <w:tc>
-          <w:tcPr>
-            <w:tcW w:type="dxa" w:w="4535"/>
-            <w:vAlign w:val="top"/>
-          </w:tcPr>
-          <w:p>
-            <w:pPr>
-              <w:spacing w:after="40"/>
-            </w:pPr>
-            <w:r/>
-            <w:r>
-              <w:rPr>
-                <w:rFonts w:ascii="PT Serif" w:hAnsi="PT Serif"/>
-                <w:b w:val="0"/>
-                <w:i w:val="0"/>
-                <w:color w:val="1A1A1A"/>
-                <w:sz w:val="22"/>
-              </w:rPr>
-              <w:t>Объём данных, подлежащих резервному копированию (ГБ)</w:t>
-            </w:r>
-          </w:p>
-        </w:tc>
-        <w:tc>
-          <w:tcPr>
-            <w:tcW w:type="dxa" w:w="4535"/>
-            <w:vAlign w:val="top"/>
-          </w:tcPr>
-          <w:p>
-            <w:pPr>
-              <w:spacing w:after="40"/>
-            </w:pPr>
-            <w:r/>
-            <w:r>
-              <w:rPr>
-                <w:rFonts w:ascii="PT Serif" w:hAnsi="PT Serif"/>
-                <w:b w:val="0"/>
-                <w:i w:val="0"/>
-                <w:color w:val="1A1A1A"/>
-                <w:sz w:val="22"/>
-                <w:highlight w:val="yellow"/>
-              </w:rPr>
-            </w:r>
-            <w:r>
-              <w:rPr>
-                <w:rFonts w:ascii="PT Serif" w:hAnsi="PT Serif"/>
-                <w:b w:val="0"/>
-                <w:i w:val="0"/>
-                <w:color w:val="1A1A1A"/>
-                <w:sz w:val="22"/>
-                <w:highlight w:val="yellow"/>
-              </w:rPr>
-            </w:r>
-            <w:r>
-              <w:rPr>
-                <w:rFonts w:ascii="PT Serif" w:hAnsi="PT Serif"/>
-                <w:b w:val="0"/>
-                <w:i w:val="0"/>
-                <w:color w:val="1A1A1A"/>
-                <w:sz w:val="22"/>
-                <w:highlight w:val="yellow"/>
-              </w:rPr>
-            </w:r>
-            <w:r>
-              <w:rPr>
-                <w:rFonts w:ascii="PT Serif" w:hAnsi="PT Serif"/>
-                <w:b w:val="0"/>
-                <w:i w:val="0"/>
-                <w:color w:val="1A1A1A"/>
-                <w:sz w:val="22"/>
-                <w:highlight w:val="yellow"/>
-              </w:rPr>
-            </w:r>
-            <w:r>
-              <w:rPr>
-                <w:rFonts w:ascii="PT Serif" w:hAnsi="PT Serif"/>
-                <w:b w:val="0"/>
-                <w:i w:val="0"/>
-                <w:color w:val="1A1A1A"/>
-                <w:sz w:val="22"/>
-              </w:rPr>
-              <w:t>__</w:t>
-            </w:r>
-          </w:p>
-        </w:tc>
-      </w:tr>
-      <w:tr>
-        <w:tc>
-          <w:tcPr>
-            <w:tcW w:type="dxa" w:w="4535"/>
-            <w:vAlign w:val="top"/>
-            <w:shd w:val="clear" w:color="auto" w:fill="F5F2EC"/>
-          </w:tcPr>
-          <w:p>
-            <w:pPr>
-              <w:spacing w:after="40"/>
-            </w:pPr>
-            <w:r/>
-            <w:r>
-              <w:rPr>
-                <w:rFonts w:ascii="PT Serif" w:hAnsi="PT Serif"/>
-                <w:b w:val="0"/>
-                <w:i w:val="0"/>
-                <w:color w:val="1A1A1A"/>
-                <w:sz w:val="22"/>
-              </w:rPr>
-              <w:t>Источники данных (БД / файлы / системные образы)</w:t>
-            </w:r>
-          </w:p>
-        </w:tc>
-        <w:tc>
-          <w:tcPr>
-            <w:tcW w:type="dxa" w:w="4535"/>
-            <w:vAlign w:val="top"/>
-            <w:shd w:val="clear" w:color="auto" w:fill="F5F2EC"/>
-          </w:tcPr>
-          <w:p>
-            <w:pPr>
-              <w:spacing w:after="40"/>
-            </w:pPr>
-            <w:r/>
-            <w:r>
-              <w:rPr>
-                <w:rFonts w:ascii="PT Serif" w:hAnsi="PT Serif"/>
-                <w:b w:val="0"/>
-                <w:i w:val="0"/>
-                <w:color w:val="1A1A1A"/>
-                <w:sz w:val="22"/>
-                <w:highlight w:val="yellow"/>
-              </w:rPr>
-            </w:r>
-            <w:r>
-              <w:rPr>
-                <w:rFonts w:ascii="PT Serif" w:hAnsi="PT Serif"/>
-                <w:b w:val="0"/>
-                <w:i w:val="0"/>
-                <w:color w:val="1A1A1A"/>
-                <w:sz w:val="22"/>
-                <w:highlight w:val="yellow"/>
-              </w:rPr>
-            </w:r>
-            <w:r>
-              <w:rPr>
-                <w:rFonts w:ascii="PT Serif" w:hAnsi="PT Serif"/>
-                <w:b w:val="0"/>
-                <w:i w:val="0"/>
-                <w:color w:val="1A1A1A"/>
-                <w:sz w:val="22"/>
-                <w:highlight w:val="yellow"/>
-              </w:rPr>
-            </w:r>
-            <w:r>
-              <w:rPr>
-                <w:rFonts w:ascii="PT Serif" w:hAnsi="PT Serif"/>
-                <w:b w:val="0"/>
-                <w:i w:val="0"/>
-                <w:color w:val="1A1A1A"/>
-                <w:sz w:val="22"/>
-                <w:highlight w:val="yellow"/>
-              </w:rPr>
-            </w:r>
-            <w:r>
-              <w:rPr>
-                <w:rFonts w:ascii="PT Serif" w:hAnsi="PT Serif"/>
-                <w:b w:val="0"/>
-                <w:i w:val="0"/>
-                <w:color w:val="1A1A1A"/>
-                <w:sz w:val="22"/>
-              </w:rPr>
-              <w:t>__</w:t>
-            </w:r>
-          </w:p>
-        </w:tc>
-      </w:tr>
-      <w:tr>
-        <w:tc>
-          <w:tcPr>
-            <w:tcW w:type="dxa" w:w="4535"/>
-            <w:vAlign w:val="top"/>
-          </w:tcPr>
-          <w:p>
-            <w:pPr>
-              <w:spacing w:after="40"/>
-            </w:pPr>
-            <w:r/>
-            <w:r>
-              <w:rPr>
-                <w:rFonts w:ascii="PT Serif" w:hAnsi="PT Serif"/>
-                <w:b w:val="0"/>
-                <w:i w:val="0"/>
-                <w:color w:val="1A1A1A"/>
-                <w:sz w:val="22"/>
-              </w:rPr>
-              <w:t>Окно резервного копирования (МСК)</w:t>
-            </w:r>
-          </w:p>
-        </w:tc>
-        <w:tc>
-          <w:tcPr>
-            <w:tcW w:type="dxa" w:w="4535"/>
-            <w:vAlign w:val="top"/>
-          </w:tcPr>
-          <w:p>
-            <w:pPr>
-              <w:spacing w:after="40"/>
-            </w:pPr>
-            <w:r/>
-            <w:r>
-              <w:rPr>
-                <w:rFonts w:ascii="PT Serif" w:hAnsi="PT Serif"/>
-                <w:b w:val="0"/>
-                <w:i w:val="0"/>
-                <w:color w:val="1A1A1A"/>
-                <w:sz w:val="22"/>
-                <w:highlight w:val="yellow"/>
-              </w:rPr>
-            </w:r>
-            <w:r>
-              <w:rPr>
-                <w:rFonts w:ascii="PT Serif" w:hAnsi="PT Serif"/>
-                <w:b w:val="0"/>
-                <w:i w:val="0"/>
-                <w:color w:val="1A1A1A"/>
-                <w:sz w:val="22"/>
-                <w:highlight w:val="yellow"/>
-              </w:rPr>
-            </w:r>
-            <w:r>
-              <w:rPr>
-                <w:rFonts w:ascii="PT Serif" w:hAnsi="PT Serif"/>
-                <w:b w:val="0"/>
-                <w:i w:val="0"/>
-                <w:color w:val="1A1A1A"/>
-                <w:sz w:val="22"/>
-                <w:highlight w:val="yellow"/>
-              </w:rPr>
-            </w:r>
-            <w:r>
-              <w:rPr>
-                <w:rFonts w:ascii="PT Serif" w:hAnsi="PT Serif"/>
-                <w:b w:val="0"/>
-                <w:i w:val="0"/>
-                <w:color w:val="1A1A1A"/>
-                <w:sz w:val="22"/>
-                <w:highlight w:val="yellow"/>
-              </w:rPr>
-            </w:r>
-            <w:r>
-              <w:rPr>
-                <w:rFonts w:ascii="PT Serif" w:hAnsi="PT Serif"/>
-                <w:b w:val="0"/>
-                <w:i w:val="0"/>
-                <w:color w:val="1A1A1A"/>
-                <w:sz w:val="22"/>
-              </w:rPr>
-              <w:t>__</w:t>
-            </w:r>
-          </w:p>
-        </w:tc>
-      </w:tr>
-      <w:tr>
-        <w:tc>
-          <w:tcPr>
-            <w:tcW w:type="dxa" w:w="4535"/>
-            <w:vAlign w:val="top"/>
-            <w:shd w:val="clear" w:color="auto" w:fill="F5F2EC"/>
-          </w:tcPr>
-          <w:p>
-            <w:pPr>
-              <w:spacing w:after="40"/>
-            </w:pPr>
-            <w:r/>
-            <w:r>
-              <w:rPr>
-                <w:rFonts w:ascii="PT Serif" w:hAnsi="PT Serif"/>
-                <w:b w:val="0"/>
-                <w:i w:val="0"/>
-                <w:color w:val="1A1A1A"/>
-                <w:sz w:val="22"/>
-              </w:rPr>
-              <w:t>Тип хранилища</w:t>
-            </w:r>
-          </w:p>
-        </w:tc>
-        <w:tc>
-          <w:tcPr>
-            <w:tcW w:type="dxa" w:w="4535"/>
-            <w:vAlign w:val="top"/>
-            <w:shd w:val="clear" w:color="auto" w:fill="F5F2EC"/>
-          </w:tcPr>
-          <w:p>
-            <w:pPr>
-              <w:spacing w:after="40"/>
-            </w:pPr>
-            <w:r/>
-            <w:r>
-              <w:rPr>
-                <w:rFonts w:ascii="PT Serif" w:hAnsi="PT Serif"/>
-                <w:b w:val="0"/>
-                <w:i w:val="0"/>
-                <w:color w:val="1A1A1A"/>
-                <w:sz w:val="22"/>
-              </w:rPr>
-              <w:t>распределённое облачное хранилище в РФ</w:t>
-            </w:r>
-          </w:p>
-        </w:tc>
-      </w:tr>
-      <w:tr>
-        <w:tc>
-          <w:tcPr>
-            <w:tcW w:type="dxa" w:w="4535"/>
-            <w:vAlign w:val="top"/>
-          </w:tcPr>
-          <w:p>
-            <w:pPr>
-              <w:spacing w:after="40"/>
-            </w:pPr>
-            <w:r/>
-            <w:r>
-              <w:rPr>
-                <w:rFonts w:ascii="PT Serif" w:hAnsi="PT Serif"/>
-                <w:b w:val="0"/>
-                <w:i w:val="0"/>
-                <w:color w:val="1A1A1A"/>
-                <w:sz w:val="22"/>
-              </w:rPr>
-              <w:t>RPO (целевая точка восстановления)</w:t>
-            </w:r>
-          </w:p>
-        </w:tc>
-        <w:tc>
-          <w:tcPr>
-            <w:tcW w:type="dxa" w:w="4535"/>
-            <w:vAlign w:val="top"/>
-          </w:tcPr>
-          <w:p>
-            <w:pPr>
-              <w:spacing w:after="40"/>
-            </w:pPr>
-            <w:r/>
-            <w:r>
-              <w:rPr>
-                <w:rFonts w:ascii="PT Serif" w:hAnsi="PT Serif"/>
-                <w:b w:val="0"/>
-                <w:i w:val="0"/>
-                <w:color w:val="1A1A1A"/>
-                <w:sz w:val="22"/>
-              </w:rPr>
-              <w:t>согласно Приложению № 2</w:t>
-            </w:r>
-          </w:p>
-        </w:tc>
-      </w:tr>
-      <w:tr>
-        <w:tc>
-          <w:tcPr>
-            <w:tcW w:type="dxa" w:w="4535"/>
-            <w:vAlign w:val="top"/>
-            <w:shd w:val="clear" w:color="auto" w:fill="F5F2EC"/>
-          </w:tcPr>
-          <w:p>
-            <w:pPr>
-              <w:spacing w:after="40"/>
-            </w:pPr>
-            <w:r/>
-            <w:r>
-              <w:rPr>
-                <w:rFonts w:ascii="PT Serif" w:hAnsi="PT Serif"/>
-                <w:b w:val="0"/>
-                <w:i w:val="0"/>
-                <w:color w:val="1A1A1A"/>
-                <w:sz w:val="22"/>
-              </w:rPr>
-              <w:t>Шифрование</w:t>
-            </w:r>
-          </w:p>
-        </w:tc>
-        <w:tc>
-          <w:tcPr>
-            <w:tcW w:type="dxa" w:w="4535"/>
-            <w:vAlign w:val="top"/>
-            <w:shd w:val="clear" w:color="auto" w:fill="F5F2EC"/>
-          </w:tcPr>
-          <w:p>
-            <w:pPr>
-              <w:spacing w:after="40"/>
-            </w:pPr>
-            <w:r/>
-            <w:r>
-              <w:rPr>
-                <w:rFonts w:ascii="PT Serif" w:hAnsi="PT Serif"/>
-                <w:b w:val="0"/>
-                <w:i w:val="0"/>
-                <w:color w:val="1A1A1A"/>
-                <w:sz w:val="22"/>
-              </w:rPr>
-              <w:t>AES-256 на стороне Заказчика до отправки</w:t>
-            </w:r>
-          </w:p>
-        </w:tc>
-      </w:tr>
-    </w:tbl>
-    <w:p>
-      <w:pPr>
-        <w:keepNext/>
-        <w:spacing w:before="360" w:after="120"/>
-      </w:pPr>
-      <w:r>
-        <w:rPr>
-          <w:rFonts w:ascii="PT Sans" w:hAnsi="PT Sans"/>
-          <w:b/>
-          <w:color w:val="1A1A1A"/>
-          <w:sz w:val="24"/>
-        </w:rPr>
-        <w:t>5. Сетевая инфраструктура и каналы доступа</w:t>
+        <w:t>6. Сетевая инфраструктура и каналы доступа</w:t>
       </w:r>
     </w:p>
     <w:tbl>
@@ -5390,7 +7219,7 @@
           <w:color w:val="1A1A1A"/>
           <w:sz w:val="24"/>
         </w:rPr>
-        <w:t>6. Контактные лица Заказчика</w:t>
+        <w:t>7. Контактные лица Заказчика</w:t>
       </w:r>
     </w:p>
     <w:tbl>
@@ -6703,7 +8532,7 @@
           <w:color w:val="1A1A1A"/>
           <w:sz w:val="24"/>
         </w:rPr>
-        <w:t>7. Согласованные каналы связи</w:t>
+        <w:t>8. Согласованные каналы связи</w:t>
       </w:r>
     </w:p>
     <w:tbl>
@@ -7346,7 +9175,7 @@
           <w:color w:val="1A1A1A"/>
           <w:sz w:val="24"/>
         </w:rPr>
-        <w:t>8. Окна технического обслуживания</w:t>
+        <w:t>9. Окна технического обслуживания</w:t>
       </w:r>
     </w:p>
     <w:p>
@@ -7657,7 +9486,7 @@
           <w:color w:val="1A1A1A"/>
           <w:sz w:val="24"/>
         </w:rPr>
-        <w:t>9. Особые условия и оговорки по Периметру</w:t>
+        <w:t>10. Особые условия и оговорки по Периметру</w:t>
       </w:r>
     </w:p>
     <w:p>
@@ -8931,7 +10760,7 @@
           <w:color w:val="1A1A1A"/>
           <w:sz w:val="24"/>
         </w:rPr>
-        <w:t>10. Подписи Сторон</w:t>
+        <w:t>11. Подписи Сторон</w:t>
       </w:r>
     </w:p>
     <w:tbl>
